--- a/docs/acceptance-test/per-user/25-acct.assoc.docx
+++ b/docs/acceptance-test/per-user/25-acct.assoc.docx
@@ -117,7 +117,7 @@
           <w:sz w:val="18"/>
           <w:szCs w:val="18"/>
         </w:rPr>
-        <w:t xml:space="preserve">  ·  10 checks</w:t>
+        <w:t xml:space="preserve">  ·  11 checks</w:t>
       </w:r>
     </w:p>
     <w:tbl>
@@ -3192,6 +3192,267 @@
                 <w:szCs w:val="19"/>
               </w:rPr>
               <w:t xml:space="preserve">The new password works. Nobody else can see it. HR receives a notice that you changed it (not the password).</w:t>
+            </w:r>
+          </w:p>
+        </w:tc>
+        <w:tc>
+          <w:tcPr>
+            <w:tcW w:type="dxa" w:w="620"/>
+            <w:tcBorders>
+              <w:top w:val="single" w:color="C9D0DC" w:sz="4"/>
+              <w:left w:val="single" w:color="C9D0DC" w:sz="4"/>
+              <w:bottom w:val="single" w:color="C9D0DC" w:sz="4"/>
+              <w:right w:val="single" w:color="C9D0DC" w:sz="4"/>
+            </w:tcBorders>
+            <w:tcMar>
+              <w:top w:type="dxa" w:w="70"/>
+              <w:left w:type="dxa" w:w="100"/>
+              <w:bottom w:type="dxa" w:w="70"/>
+              <w:right w:type="dxa" w:w="100"/>
+            </w:tcMar>
+            <w:vAlign w:val="center"/>
+          </w:tcPr>
+          <w:p>
+            <w:pPr>
+              <w:spacing w:after="0" w:before="0" w:line="264"/>
+              <w:jc w:val="center"/>
+            </w:pPr>
+            <w:r>
+              <w:rPr>
+                <w:rFonts w:ascii="Arial" w:cs="Arial" w:eastAsia="Arial" w:hAnsi="Arial"/>
+                <w:sz w:val="30"/>
+                <w:szCs w:val="30"/>
+              </w:rPr>
+              <w:t xml:space="preserve">☐</w:t>
+            </w:r>
+          </w:p>
+        </w:tc>
+        <w:tc>
+          <w:tcPr>
+            <w:tcW w:type="dxa" w:w="620"/>
+            <w:tcBorders>
+              <w:top w:val="single" w:color="C9D0DC" w:sz="4"/>
+              <w:left w:val="single" w:color="C9D0DC" w:sz="4"/>
+              <w:bottom w:val="single" w:color="C9D0DC" w:sz="4"/>
+              <w:right w:val="single" w:color="C9D0DC" w:sz="4"/>
+            </w:tcBorders>
+            <w:tcMar>
+              <w:top w:type="dxa" w:w="70"/>
+              <w:left w:type="dxa" w:w="100"/>
+              <w:bottom w:type="dxa" w:w="70"/>
+              <w:right w:type="dxa" w:w="100"/>
+            </w:tcMar>
+            <w:vAlign w:val="center"/>
+          </w:tcPr>
+          <w:p>
+            <w:pPr>
+              <w:spacing w:after="0" w:before="0" w:line="264"/>
+              <w:jc w:val="center"/>
+            </w:pPr>
+            <w:r>
+              <w:rPr>
+                <w:rFonts w:ascii="Arial" w:cs="Arial" w:eastAsia="Arial" w:hAnsi="Arial"/>
+                <w:sz w:val="30"/>
+                <w:szCs w:val="30"/>
+              </w:rPr>
+              <w:t xml:space="preserve">☐</w:t>
+            </w:r>
+          </w:p>
+        </w:tc>
+        <w:tc>
+          <w:tcPr>
+            <w:tcW w:type="dxa" w:w="620"/>
+            <w:tcBorders>
+              <w:top w:val="single" w:color="C9D0DC" w:sz="4"/>
+              <w:left w:val="single" w:color="C9D0DC" w:sz="4"/>
+              <w:bottom w:val="single" w:color="C9D0DC" w:sz="4"/>
+              <w:right w:val="single" w:color="C9D0DC" w:sz="4"/>
+            </w:tcBorders>
+            <w:tcMar>
+              <w:top w:type="dxa" w:w="70"/>
+              <w:left w:type="dxa" w:w="100"/>
+              <w:bottom w:type="dxa" w:w="70"/>
+              <w:right w:type="dxa" w:w="100"/>
+            </w:tcMar>
+            <w:vAlign w:val="center"/>
+          </w:tcPr>
+          <w:p>
+            <w:pPr>
+              <w:spacing w:after="0" w:before="0" w:line="264"/>
+              <w:jc w:val="center"/>
+            </w:pPr>
+            <w:r>
+              <w:rPr>
+                <w:rFonts w:ascii="Arial" w:cs="Arial" w:eastAsia="Arial" w:hAnsi="Arial"/>
+                <w:sz w:val="30"/>
+                <w:szCs w:val="30"/>
+              </w:rPr>
+              <w:t xml:space="preserve">☐</w:t>
+            </w:r>
+          </w:p>
+        </w:tc>
+        <w:tc>
+          <w:tcPr>
+            <w:tcW w:type="dxa" w:w="2040"/>
+            <w:tcBorders>
+              <w:top w:val="single" w:color="C9D0DC" w:sz="4"/>
+              <w:left w:val="single" w:color="C9D0DC" w:sz="4"/>
+              <w:bottom w:val="single" w:color="C9D0DC" w:sz="4"/>
+              <w:right w:val="single" w:color="C9D0DC" w:sz="4"/>
+            </w:tcBorders>
+            <w:tcMar>
+              <w:top w:type="dxa" w:w="70"/>
+              <w:left w:type="dxa" w:w="100"/>
+              <w:bottom w:type="dxa" w:w="70"/>
+              <w:right w:type="dxa" w:w="100"/>
+            </w:tcMar>
+            <w:vAlign w:val="top"/>
+          </w:tcPr>
+          <w:p>
+            <w:pPr>
+              <w:spacing w:after="0" w:before="0" w:line="264"/>
+            </w:pPr>
+            <w:r>
+              <w:rPr>
+                <w:rFonts w:ascii="Arial" w:cs="Arial" w:eastAsia="Arial" w:hAnsi="Arial"/>
+                <w:sz w:val="19"/>
+                <w:szCs w:val="19"/>
+              </w:rPr>
+              <w:t xml:space="preserve"> </w:t>
+            </w:r>
+          </w:p>
+        </w:tc>
+      </w:tr>
+      <w:tr>
+        <w:trPr>
+          <w:cantSplit/>
+        </w:trPr>
+        <w:tc>
+          <w:tcPr>
+            <w:tcW w:type="dxa" w:w="860"/>
+            <w:tcBorders>
+              <w:top w:val="single" w:color="C9D0DC" w:sz="4"/>
+              <w:left w:val="single" w:color="C9D0DC" w:sz="4"/>
+              <w:bottom w:val="single" w:color="C9D0DC" w:sz="4"/>
+              <w:right w:val="single" w:color="C9D0DC" w:sz="4"/>
+            </w:tcBorders>
+            <w:tcMar>
+              <w:top w:type="dxa" w:w="70"/>
+              <w:left w:type="dxa" w:w="100"/>
+              <w:bottom w:type="dxa" w:w="70"/>
+              <w:right w:type="dxa" w:w="100"/>
+            </w:tcMar>
+            <w:vAlign w:val="top"/>
+          </w:tcPr>
+          <w:p>
+            <w:pPr>
+              <w:spacing w:after="0" w:before="0" w:line="264"/>
+            </w:pPr>
+            <w:r>
+              <w:rPr>
+                <w:rFonts w:ascii="Arial" w:cs="Arial" w:eastAsia="Arial" w:hAnsi="Arial"/>
+                <w:b/>
+                <w:bCs/>
+                <w:color w:val="5B6477"/>
+                <w:sz w:val="16"/>
+                <w:szCs w:val="16"/>
+              </w:rPr>
+              <w:t xml:space="preserve">AC-09</w:t>
+            </w:r>
+          </w:p>
+        </w:tc>
+        <w:tc>
+          <w:tcPr>
+            <w:tcW w:type="dxa" w:w="5480"/>
+            <w:tcBorders>
+              <w:top w:val="single" w:color="C9D0DC" w:sz="4"/>
+              <w:left w:val="single" w:color="C9D0DC" w:sz="4"/>
+              <w:bottom w:val="single" w:color="C9D0DC" w:sz="4"/>
+              <w:right w:val="single" w:color="C9D0DC" w:sz="4"/>
+            </w:tcBorders>
+            <w:tcMar>
+              <w:top w:type="dxa" w:w="70"/>
+              <w:left w:type="dxa" w:w="100"/>
+              <w:bottom w:type="dxa" w:w="70"/>
+              <w:right w:type="dxa" w:w="100"/>
+            </w:tcMar>
+            <w:vAlign w:val="top"/>
+          </w:tcPr>
+          <w:p>
+            <w:pPr>
+              <w:spacing w:after="40" w:before="0" w:line="264"/>
+            </w:pPr>
+            <w:r>
+              <w:rPr>
+                <w:rFonts w:ascii="Arial" w:cs="Arial" w:eastAsia="Arial" w:hAnsi="Arial"/>
+                <w:b/>
+                <w:bCs/>
+                <w:sz w:val="20"/>
+                <w:szCs w:val="20"/>
+              </w:rPr>
+              <w:t xml:space="preserve">Accept a pull-out endorsed as an expense</w:t>
+            </w:r>
+          </w:p>
+          <w:p>
+            <w:pPr>
+              <w:spacing w:after="40" w:before="0" w:line="264"/>
+            </w:pPr>
+            <w:r>
+              <w:rPr>
+                <w:rFonts w:ascii="Arial" w:cs="Arial" w:eastAsia="Arial" w:hAnsi="Arial"/>
+                <w:i/>
+                <w:iCs/>
+                <w:color w:val="5B6477"/>
+                <w:sz w:val="15"/>
+                <w:szCs w:val="15"/>
+              </w:rPr>
+              <w:t xml:space="preserve">Flow F29 · Stock given to Prothin Marketing, GWS Marketing or BO</w:t>
+            </w:r>
+          </w:p>
+          <w:p>
+            <w:pPr>
+              <w:spacing w:after="20" w:before="0" w:line="264"/>
+            </w:pPr>
+            <w:r>
+              <w:rPr>
+                <w:rFonts w:ascii="Arial" w:cs="Arial" w:eastAsia="Arial" w:hAnsi="Arial"/>
+                <w:color w:val="5B6477"/>
+                <w:sz w:val="19"/>
+                <w:szCs w:val="19"/>
+              </w:rPr>
+              <w:t xml:space="preserve">1.  </w:t>
+            </w:r>
+            <w:r>
+              <w:rPr>
+                <w:rFonts w:ascii="Arial" w:cs="Arial" w:eastAsia="Arial" w:hAnsi="Arial"/>
+                <w:sz w:val="19"/>
+                <w:szCs w:val="19"/>
+              </w:rPr>
+              <w:t xml:space="preserve">My Approvals → Pull-out endorsed to Accounting as an expense → Approve (or Reject with a reason).</w:t>
+            </w:r>
+          </w:p>
+          <w:p>
+            <w:pPr>
+              <w:spacing w:after="0" w:before="60" w:line="264"/>
+            </w:pPr>
+            <w:r>
+              <w:rPr>
+                <w:rFonts w:ascii="Arial" w:cs="Arial" w:eastAsia="Arial" w:hAnsi="Arial"/>
+                <w:b/>
+                <w:bCs/>
+                <w:color w:val="0B1F3A"/>
+                <w:sz w:val="19"/>
+                <w:szCs w:val="19"/>
+              </w:rPr>
+              <w:t xml:space="preserve">You should see: </w:t>
+            </w:r>
+            <w:r>
+              <w:rPr>
+                <w:rFonts w:ascii="Arial" w:cs="Arial" w:eastAsia="Arial" w:hAnsi="Arial"/>
+                <w:sz w:val="19"/>
+                <w:szCs w:val="19"/>
+              </w:rPr>
+              <w:t xml:space="preserve">Booked at cost (BO as spoilage). A refusal reaches the Head Auditor and the sender.</w:t>
             </w:r>
           </w:p>
         </w:tc>
@@ -3395,7 +3656,7 @@
                 <w:sz w:val="17"/>
                 <w:szCs w:val="17"/>
               </w:rPr>
-              <w:t xml:space="preserve">Passed (of 10)</w:t>
+              <w:t xml:space="preserve">Passed (of 11)</w:t>
             </w:r>
           </w:p>
         </w:tc>

--- a/docs/acceptance-test/per-user/25-acct.assoc.docx
+++ b/docs/acceptance-test/per-user/25-acct.assoc.docx
@@ -117,7 +117,7 @@
           <w:sz w:val="18"/>
           <w:szCs w:val="18"/>
         </w:rPr>
-        <w:t xml:space="preserve">  ·  11 checks</w:t>
+        <w:t xml:space="preserve">  ·  12 checks</w:t>
       </w:r>
     </w:p>
     <w:tbl>
@@ -1064,6 +1064,273 @@
                 <w:szCs w:val="19"/>
               </w:rPr>
               <w:t xml:space="preserve">My guide shows the steps for this role only. The picture guide opens with numbered red boxes.</w:t>
+            </w:r>
+          </w:p>
+        </w:tc>
+        <w:tc>
+          <w:tcPr>
+            <w:tcW w:type="dxa" w:w="620"/>
+            <w:tcBorders>
+              <w:top w:val="single" w:color="C9D0DC" w:sz="4"/>
+              <w:left w:val="single" w:color="C9D0DC" w:sz="4"/>
+              <w:bottom w:val="single" w:color="C9D0DC" w:sz="4"/>
+              <w:right w:val="single" w:color="C9D0DC" w:sz="4"/>
+            </w:tcBorders>
+            <w:tcMar>
+              <w:top w:type="dxa" w:w="70"/>
+              <w:left w:type="dxa" w:w="100"/>
+              <w:bottom w:type="dxa" w:w="70"/>
+              <w:right w:type="dxa" w:w="100"/>
+            </w:tcMar>
+            <w:vAlign w:val="center"/>
+          </w:tcPr>
+          <w:p>
+            <w:pPr>
+              <w:spacing w:after="0" w:before="0" w:line="264"/>
+              <w:jc w:val="center"/>
+            </w:pPr>
+            <w:r>
+              <w:rPr>
+                <w:rFonts w:ascii="Arial" w:cs="Arial" w:eastAsia="Arial" w:hAnsi="Arial"/>
+                <w:sz w:val="30"/>
+                <w:szCs w:val="30"/>
+              </w:rPr>
+              <w:t xml:space="preserve">☐</w:t>
+            </w:r>
+          </w:p>
+        </w:tc>
+        <w:tc>
+          <w:tcPr>
+            <w:tcW w:type="dxa" w:w="620"/>
+            <w:tcBorders>
+              <w:top w:val="single" w:color="C9D0DC" w:sz="4"/>
+              <w:left w:val="single" w:color="C9D0DC" w:sz="4"/>
+              <w:bottom w:val="single" w:color="C9D0DC" w:sz="4"/>
+              <w:right w:val="single" w:color="C9D0DC" w:sz="4"/>
+            </w:tcBorders>
+            <w:tcMar>
+              <w:top w:type="dxa" w:w="70"/>
+              <w:left w:type="dxa" w:w="100"/>
+              <w:bottom w:type="dxa" w:w="70"/>
+              <w:right w:type="dxa" w:w="100"/>
+            </w:tcMar>
+            <w:vAlign w:val="center"/>
+          </w:tcPr>
+          <w:p>
+            <w:pPr>
+              <w:spacing w:after="0" w:before="0" w:line="264"/>
+              <w:jc w:val="center"/>
+            </w:pPr>
+            <w:r>
+              <w:rPr>
+                <w:rFonts w:ascii="Arial" w:cs="Arial" w:eastAsia="Arial" w:hAnsi="Arial"/>
+                <w:sz w:val="30"/>
+                <w:szCs w:val="30"/>
+              </w:rPr>
+              <w:t xml:space="preserve">☐</w:t>
+            </w:r>
+          </w:p>
+        </w:tc>
+        <w:tc>
+          <w:tcPr>
+            <w:tcW w:type="dxa" w:w="620"/>
+            <w:tcBorders>
+              <w:top w:val="single" w:color="C9D0DC" w:sz="4"/>
+              <w:left w:val="single" w:color="C9D0DC" w:sz="4"/>
+              <w:bottom w:val="single" w:color="C9D0DC" w:sz="4"/>
+              <w:right w:val="single" w:color="C9D0DC" w:sz="4"/>
+            </w:tcBorders>
+            <w:tcMar>
+              <w:top w:type="dxa" w:w="70"/>
+              <w:left w:type="dxa" w:w="100"/>
+              <w:bottom w:type="dxa" w:w="70"/>
+              <w:right w:type="dxa" w:w="100"/>
+            </w:tcMar>
+            <w:vAlign w:val="center"/>
+          </w:tcPr>
+          <w:p>
+            <w:pPr>
+              <w:spacing w:after="0" w:before="0" w:line="264"/>
+              <w:jc w:val="center"/>
+            </w:pPr>
+            <w:r>
+              <w:rPr>
+                <w:rFonts w:ascii="Arial" w:cs="Arial" w:eastAsia="Arial" w:hAnsi="Arial"/>
+                <w:sz w:val="30"/>
+                <w:szCs w:val="30"/>
+              </w:rPr>
+              <w:t xml:space="preserve">☐</w:t>
+            </w:r>
+          </w:p>
+        </w:tc>
+        <w:tc>
+          <w:tcPr>
+            <w:tcW w:type="dxa" w:w="2040"/>
+            <w:tcBorders>
+              <w:top w:val="single" w:color="C9D0DC" w:sz="4"/>
+              <w:left w:val="single" w:color="C9D0DC" w:sz="4"/>
+              <w:bottom w:val="single" w:color="C9D0DC" w:sz="4"/>
+              <w:right w:val="single" w:color="C9D0DC" w:sz="4"/>
+            </w:tcBorders>
+            <w:tcMar>
+              <w:top w:type="dxa" w:w="70"/>
+              <w:left w:type="dxa" w:w="100"/>
+              <w:bottom w:type="dxa" w:w="70"/>
+              <w:right w:type="dxa" w:w="100"/>
+            </w:tcMar>
+            <w:vAlign w:val="top"/>
+          </w:tcPr>
+          <w:p>
+            <w:pPr>
+              <w:spacing w:after="0" w:before="0" w:line="264"/>
+            </w:pPr>
+            <w:r>
+              <w:rPr>
+                <w:rFonts w:ascii="Arial" w:cs="Arial" w:eastAsia="Arial" w:hAnsi="Arial"/>
+                <w:sz w:val="19"/>
+                <w:szCs w:val="19"/>
+              </w:rPr>
+              <w:t xml:space="preserve"> </w:t>
+            </w:r>
+          </w:p>
+        </w:tc>
+      </w:tr>
+      <w:tr>
+        <w:trPr>
+          <w:cantSplit/>
+        </w:trPr>
+        <w:tc>
+          <w:tcPr>
+            <w:tcW w:type="dxa" w:w="860"/>
+            <w:tcBorders>
+              <w:top w:val="single" w:color="C9D0DC" w:sz="4"/>
+              <w:left w:val="single" w:color="C9D0DC" w:sz="4"/>
+              <w:bottom w:val="single" w:color="C9D0DC" w:sz="4"/>
+              <w:right w:val="single" w:color="C9D0DC" w:sz="4"/>
+            </w:tcBorders>
+            <w:tcMar>
+              <w:top w:type="dxa" w:w="70"/>
+              <w:left w:type="dxa" w:w="100"/>
+              <w:bottom w:type="dxa" w:w="70"/>
+              <w:right w:type="dxa" w:w="100"/>
+            </w:tcMar>
+            <w:vAlign w:val="top"/>
+          </w:tcPr>
+          <w:p>
+            <w:pPr>
+              <w:spacing w:after="0" w:before="0" w:line="264"/>
+            </w:pPr>
+            <w:r>
+              <w:rPr>
+                <w:rFonts w:ascii="Arial" w:cs="Arial" w:eastAsia="Arial" w:hAnsi="Arial"/>
+                <w:b/>
+                <w:bCs/>
+                <w:color w:val="5B6477"/>
+                <w:sz w:val="16"/>
+                <w:szCs w:val="16"/>
+              </w:rPr>
+              <w:t xml:space="preserve">GEN-SRCH</w:t>
+            </w:r>
+          </w:p>
+        </w:tc>
+        <w:tc>
+          <w:tcPr>
+            <w:tcW w:type="dxa" w:w="5480"/>
+            <w:tcBorders>
+              <w:top w:val="single" w:color="C9D0DC" w:sz="4"/>
+              <w:left w:val="single" w:color="C9D0DC" w:sz="4"/>
+              <w:bottom w:val="single" w:color="C9D0DC" w:sz="4"/>
+              <w:right w:val="single" w:color="C9D0DC" w:sz="4"/>
+            </w:tcBorders>
+            <w:tcMar>
+              <w:top w:type="dxa" w:w="70"/>
+              <w:left w:type="dxa" w:w="100"/>
+              <w:bottom w:type="dxa" w:w="70"/>
+              <w:right w:type="dxa" w:w="100"/>
+            </w:tcMar>
+            <w:vAlign w:val="top"/>
+          </w:tcPr>
+          <w:p>
+            <w:pPr>
+              <w:spacing w:after="40" w:before="0" w:line="264"/>
+            </w:pPr>
+            <w:r>
+              <w:rPr>
+                <w:rFonts w:ascii="Arial" w:cs="Arial" w:eastAsia="Arial" w:hAnsi="Arial"/>
+                <w:b/>
+                <w:bCs/>
+                <w:sz w:val="20"/>
+                <w:szCs w:val="20"/>
+              </w:rPr>
+              <w:t xml:space="preserve">Search a list</w:t>
+            </w:r>
+          </w:p>
+          <w:p>
+            <w:pPr>
+              <w:spacing w:after="20" w:before="0" w:line="264"/>
+            </w:pPr>
+            <w:r>
+              <w:rPr>
+                <w:rFonts w:ascii="Arial" w:cs="Arial" w:eastAsia="Arial" w:hAnsi="Arial"/>
+                <w:color w:val="5B6477"/>
+                <w:sz w:val="19"/>
+                <w:szCs w:val="19"/>
+              </w:rPr>
+              <w:t xml:space="preserve">1.  </w:t>
+            </w:r>
+            <w:r>
+              <w:rPr>
+                <w:rFonts w:ascii="Arial" w:cs="Arial" w:eastAsia="Arial" w:hAnsi="Arial"/>
+                <w:sz w:val="19"/>
+                <w:szCs w:val="19"/>
+              </w:rPr>
+              <w:t xml:space="preserve">Open a list with six or more rows (for example Sales List, Cash Fund or Chart of Accounts).</w:t>
+            </w:r>
+          </w:p>
+          <w:p>
+            <w:pPr>
+              <w:spacing w:after="20" w:before="0" w:line="264"/>
+            </w:pPr>
+            <w:r>
+              <w:rPr>
+                <w:rFonts w:ascii="Arial" w:cs="Arial" w:eastAsia="Arial" w:hAnsi="Arial"/>
+                <w:color w:val="5B6477"/>
+                <w:sz w:val="19"/>
+                <w:szCs w:val="19"/>
+              </w:rPr>
+              <w:t xml:space="preserve">2.  </w:t>
+            </w:r>
+            <w:r>
+              <w:rPr>
+                <w:rFonts w:ascii="Arial" w:cs="Arial" w:eastAsia="Arial" w:hAnsi="Arial"/>
+                <w:sz w:val="19"/>
+                <w:szCs w:val="19"/>
+              </w:rPr>
+              <w:t xml:space="preserve">Type part of a name, number or product in Search this list.</w:t>
+            </w:r>
+          </w:p>
+          <w:p>
+            <w:pPr>
+              <w:spacing w:after="0" w:before="60" w:line="264"/>
+            </w:pPr>
+            <w:r>
+              <w:rPr>
+                <w:rFonts w:ascii="Arial" w:cs="Arial" w:eastAsia="Arial" w:hAnsi="Arial"/>
+                <w:b/>
+                <w:bCs/>
+                <w:color w:val="0B1F3A"/>
+                <w:sz w:val="19"/>
+                <w:szCs w:val="19"/>
+              </w:rPr>
+              <w:t xml:space="preserve">You should see: </w:t>
+            </w:r>
+            <w:r>
+              <w:rPr>
+                <w:rFonts w:ascii="Arial" w:cs="Arial" w:eastAsia="Arial" w:hAnsi="Arial"/>
+                <w:sz w:val="19"/>
+                <w:szCs w:val="19"/>
+              </w:rPr>
+              <w:t xml:space="preserve">Only rows that contain every word you typed are shown; clearing the box shows all rows again.</w:t>
             </w:r>
           </w:p>
         </w:tc>
@@ -3656,7 +3923,7 @@
                 <w:sz w:val="17"/>
                 <w:szCs w:val="17"/>
               </w:rPr>
-              <w:t xml:space="preserve">Passed (of 11)</w:t>
+              <w:t xml:space="preserve">Passed (of 12)</w:t>
             </w:r>
           </w:p>
         </w:tc>

--- a/docs/acceptance-test/per-user/25-acct.assoc.docx
+++ b/docs/acceptance-test/per-user/25-acct.assoc.docx
@@ -117,7 +117,7 @@
           <w:sz w:val="18"/>
           <w:szCs w:val="18"/>
         </w:rPr>
-        <w:t xml:space="preserve">  ·  12 checks</w:t>
+        <w:t xml:space="preserve">  ·  13 checks</w:t>
       </w:r>
     </w:p>
     <w:tbl>
@@ -1331,6 +1331,295 @@
                 <w:szCs w:val="19"/>
               </w:rPr>
               <w:t xml:space="preserve">Only rows that contain every word you typed are shown; clearing the box shows all rows again.</w:t>
+            </w:r>
+          </w:p>
+        </w:tc>
+        <w:tc>
+          <w:tcPr>
+            <w:tcW w:type="dxa" w:w="620"/>
+            <w:tcBorders>
+              <w:top w:val="single" w:color="C9D0DC" w:sz="4"/>
+              <w:left w:val="single" w:color="C9D0DC" w:sz="4"/>
+              <w:bottom w:val="single" w:color="C9D0DC" w:sz="4"/>
+              <w:right w:val="single" w:color="C9D0DC" w:sz="4"/>
+            </w:tcBorders>
+            <w:tcMar>
+              <w:top w:type="dxa" w:w="70"/>
+              <w:left w:type="dxa" w:w="100"/>
+              <w:bottom w:type="dxa" w:w="70"/>
+              <w:right w:type="dxa" w:w="100"/>
+            </w:tcMar>
+            <w:vAlign w:val="center"/>
+          </w:tcPr>
+          <w:p>
+            <w:pPr>
+              <w:spacing w:after="0" w:before="0" w:line="264"/>
+              <w:jc w:val="center"/>
+            </w:pPr>
+            <w:r>
+              <w:rPr>
+                <w:rFonts w:ascii="Arial" w:cs="Arial" w:eastAsia="Arial" w:hAnsi="Arial"/>
+                <w:sz w:val="30"/>
+                <w:szCs w:val="30"/>
+              </w:rPr>
+              <w:t xml:space="preserve">☐</w:t>
+            </w:r>
+          </w:p>
+        </w:tc>
+        <w:tc>
+          <w:tcPr>
+            <w:tcW w:type="dxa" w:w="620"/>
+            <w:tcBorders>
+              <w:top w:val="single" w:color="C9D0DC" w:sz="4"/>
+              <w:left w:val="single" w:color="C9D0DC" w:sz="4"/>
+              <w:bottom w:val="single" w:color="C9D0DC" w:sz="4"/>
+              <w:right w:val="single" w:color="C9D0DC" w:sz="4"/>
+            </w:tcBorders>
+            <w:tcMar>
+              <w:top w:type="dxa" w:w="70"/>
+              <w:left w:type="dxa" w:w="100"/>
+              <w:bottom w:type="dxa" w:w="70"/>
+              <w:right w:type="dxa" w:w="100"/>
+            </w:tcMar>
+            <w:vAlign w:val="center"/>
+          </w:tcPr>
+          <w:p>
+            <w:pPr>
+              <w:spacing w:after="0" w:before="0" w:line="264"/>
+              <w:jc w:val="center"/>
+            </w:pPr>
+            <w:r>
+              <w:rPr>
+                <w:rFonts w:ascii="Arial" w:cs="Arial" w:eastAsia="Arial" w:hAnsi="Arial"/>
+                <w:sz w:val="30"/>
+                <w:szCs w:val="30"/>
+              </w:rPr>
+              <w:t xml:space="preserve">☐</w:t>
+            </w:r>
+          </w:p>
+        </w:tc>
+        <w:tc>
+          <w:tcPr>
+            <w:tcW w:type="dxa" w:w="620"/>
+            <w:tcBorders>
+              <w:top w:val="single" w:color="C9D0DC" w:sz="4"/>
+              <w:left w:val="single" w:color="C9D0DC" w:sz="4"/>
+              <w:bottom w:val="single" w:color="C9D0DC" w:sz="4"/>
+              <w:right w:val="single" w:color="C9D0DC" w:sz="4"/>
+            </w:tcBorders>
+            <w:tcMar>
+              <w:top w:type="dxa" w:w="70"/>
+              <w:left w:type="dxa" w:w="100"/>
+              <w:bottom w:type="dxa" w:w="70"/>
+              <w:right w:type="dxa" w:w="100"/>
+            </w:tcMar>
+            <w:vAlign w:val="center"/>
+          </w:tcPr>
+          <w:p>
+            <w:pPr>
+              <w:spacing w:after="0" w:before="0" w:line="264"/>
+              <w:jc w:val="center"/>
+            </w:pPr>
+            <w:r>
+              <w:rPr>
+                <w:rFonts w:ascii="Arial" w:cs="Arial" w:eastAsia="Arial" w:hAnsi="Arial"/>
+                <w:sz w:val="30"/>
+                <w:szCs w:val="30"/>
+              </w:rPr>
+              <w:t xml:space="preserve">☐</w:t>
+            </w:r>
+          </w:p>
+        </w:tc>
+        <w:tc>
+          <w:tcPr>
+            <w:tcW w:type="dxa" w:w="2040"/>
+            <w:tcBorders>
+              <w:top w:val="single" w:color="C9D0DC" w:sz="4"/>
+              <w:left w:val="single" w:color="C9D0DC" w:sz="4"/>
+              <w:bottom w:val="single" w:color="C9D0DC" w:sz="4"/>
+              <w:right w:val="single" w:color="C9D0DC" w:sz="4"/>
+            </w:tcBorders>
+            <w:tcMar>
+              <w:top w:type="dxa" w:w="70"/>
+              <w:left w:type="dxa" w:w="100"/>
+              <w:bottom w:type="dxa" w:w="70"/>
+              <w:right w:type="dxa" w:w="100"/>
+            </w:tcMar>
+            <w:vAlign w:val="top"/>
+          </w:tcPr>
+          <w:p>
+            <w:pPr>
+              <w:spacing w:after="0" w:before="0" w:line="264"/>
+            </w:pPr>
+            <w:r>
+              <w:rPr>
+                <w:rFonts w:ascii="Arial" w:cs="Arial" w:eastAsia="Arial" w:hAnsi="Arial"/>
+                <w:sz w:val="19"/>
+                <w:szCs w:val="19"/>
+              </w:rPr>
+              <w:t xml:space="preserve"> </w:t>
+            </w:r>
+          </w:p>
+        </w:tc>
+      </w:tr>
+      <w:tr>
+        <w:trPr>
+          <w:cantSplit/>
+        </w:trPr>
+        <w:tc>
+          <w:tcPr>
+            <w:tcW w:type="dxa" w:w="860"/>
+            <w:tcBorders>
+              <w:top w:val="single" w:color="C9D0DC" w:sz="4"/>
+              <w:left w:val="single" w:color="C9D0DC" w:sz="4"/>
+              <w:bottom w:val="single" w:color="C9D0DC" w:sz="4"/>
+              <w:right w:val="single" w:color="C9D0DC" w:sz="4"/>
+            </w:tcBorders>
+            <w:tcMar>
+              <w:top w:type="dxa" w:w="70"/>
+              <w:left w:type="dxa" w:w="100"/>
+              <w:bottom w:type="dxa" w:w="70"/>
+              <w:right w:type="dxa" w:w="100"/>
+            </w:tcMar>
+            <w:vAlign w:val="top"/>
+          </w:tcPr>
+          <w:p>
+            <w:pPr>
+              <w:spacing w:after="0" w:before="0" w:line="264"/>
+            </w:pPr>
+            <w:r>
+              <w:rPr>
+                <w:rFonts w:ascii="Arial" w:cs="Arial" w:eastAsia="Arial" w:hAnsi="Arial"/>
+                <w:b/>
+                <w:bCs/>
+                <w:color w:val="5B6477"/>
+                <w:sz w:val="16"/>
+                <w:szCs w:val="16"/>
+              </w:rPr>
+              <w:t xml:space="preserve">GEN-MEM</w:t>
+            </w:r>
+          </w:p>
+        </w:tc>
+        <w:tc>
+          <w:tcPr>
+            <w:tcW w:type="dxa" w:w="5480"/>
+            <w:tcBorders>
+              <w:top w:val="single" w:color="C9D0DC" w:sz="4"/>
+              <w:left w:val="single" w:color="C9D0DC" w:sz="4"/>
+              <w:bottom w:val="single" w:color="C9D0DC" w:sz="4"/>
+              <w:right w:val="single" w:color="C9D0DC" w:sz="4"/>
+            </w:tcBorders>
+            <w:tcMar>
+              <w:top w:type="dxa" w:w="70"/>
+              <w:left w:type="dxa" w:w="100"/>
+              <w:bottom w:type="dxa" w:w="70"/>
+              <w:right w:type="dxa" w:w="100"/>
+            </w:tcMar>
+            <w:vAlign w:val="top"/>
+          </w:tcPr>
+          <w:p>
+            <w:pPr>
+              <w:spacing w:after="40" w:before="0" w:line="264"/>
+            </w:pPr>
+            <w:r>
+              <w:rPr>
+                <w:rFonts w:ascii="Arial" w:cs="Arial" w:eastAsia="Arial" w:hAnsi="Arial"/>
+                <w:b/>
+                <w:bCs/>
+                <w:sz w:val="20"/>
+                <w:szCs w:val="20"/>
+              </w:rPr>
+              <w:t xml:space="preserve">Member page for customers (phone)</w:t>
+            </w:r>
+          </w:p>
+          <w:p>
+            <w:pPr>
+              <w:spacing w:after="20" w:before="0" w:line="264"/>
+            </w:pPr>
+            <w:r>
+              <w:rPr>
+                <w:rFonts w:ascii="Arial" w:cs="Arial" w:eastAsia="Arial" w:hAnsi="Arial"/>
+                <w:color w:val="5B6477"/>
+                <w:sz w:val="19"/>
+                <w:szCs w:val="19"/>
+              </w:rPr>
+              <w:t xml:space="preserve">1.  </w:t>
+            </w:r>
+            <w:r>
+              <w:rPr>
+                <w:rFonts w:ascii="Arial" w:cs="Arial" w:eastAsia="Arial" w:hAnsi="Arial"/>
+                <w:sz w:val="19"/>
+                <w:szCs w:val="19"/>
+              </w:rPr>
+              <w:t xml:space="preserve">Open /member on a phone.</w:t>
+            </w:r>
+          </w:p>
+          <w:p>
+            <w:pPr>
+              <w:spacing w:after="20" w:before="0" w:line="264"/>
+            </w:pPr>
+            <w:r>
+              <w:rPr>
+                <w:rFonts w:ascii="Arial" w:cs="Arial" w:eastAsia="Arial" w:hAnsi="Arial"/>
+                <w:color w:val="5B6477"/>
+                <w:sz w:val="19"/>
+                <w:szCs w:val="19"/>
+              </w:rPr>
+              <w:t xml:space="preserve">2.  </w:t>
+            </w:r>
+            <w:r>
+              <w:rPr>
+                <w:rFonts w:ascii="Arial" w:cs="Arial" w:eastAsia="Arial" w:hAnsi="Arial"/>
+                <w:sz w:val="19"/>
+                <w:szCs w:val="19"/>
+              </w:rPr>
+              <w:t xml:space="preserve">Become a member with your own mobile number, tick the agreement, create the account.</w:t>
+            </w:r>
+          </w:p>
+          <w:p>
+            <w:pPr>
+              <w:spacing w:after="20" w:before="0" w:line="264"/>
+            </w:pPr>
+            <w:r>
+              <w:rPr>
+                <w:rFonts w:ascii="Arial" w:cs="Arial" w:eastAsia="Arial" w:hAnsi="Arial"/>
+                <w:color w:val="5B6477"/>
+                <w:sz w:val="19"/>
+                <w:szCs w:val="19"/>
+              </w:rPr>
+              <w:t xml:space="preserve">3.  </w:t>
+            </w:r>
+            <w:r>
+              <w:rPr>
+                <w:rFonts w:ascii="Arial" w:cs="Arial" w:eastAsia="Arial" w:hAnsi="Arial"/>
+                <w:sz w:val="19"/>
+                <w:szCs w:val="19"/>
+              </w:rPr>
+              <w:t xml:space="preserve">My card → the QR code and member number. Ask the counter to tag a sale to you, then My purchases.</w:t>
+            </w:r>
+          </w:p>
+          <w:p>
+            <w:pPr>
+              <w:spacing w:after="0" w:before="60" w:line="264"/>
+            </w:pPr>
+            <w:r>
+              <w:rPr>
+                <w:rFonts w:ascii="Arial" w:cs="Arial" w:eastAsia="Arial" w:hAnsi="Arial"/>
+                <w:b/>
+                <w:bCs/>
+                <w:color w:val="0B1F3A"/>
+                <w:sz w:val="19"/>
+                <w:szCs w:val="19"/>
+              </w:rPr>
+              <w:t xml:space="preserve">You should see: </w:t>
+            </w:r>
+            <w:r>
+              <w:rPr>
+                <w:rFonts w:ascii="Arial" w:cs="Arial" w:eastAsia="Arial" w:hAnsi="Arial"/>
+                <w:sz w:val="19"/>
+                <w:szCs w:val="19"/>
+              </w:rPr>
+              <w:t xml:space="preserve">The QR card shows; after a tagged sale the purchase appears with its items. Sign out and in again with the mobile number and password.</w:t>
             </w:r>
           </w:p>
         </w:tc>
@@ -3923,7 +4212,7 @@
                 <w:sz w:val="17"/>
                 <w:szCs w:val="17"/>
               </w:rPr>
-              <w:t xml:space="preserve">Passed (of 12)</w:t>
+              <w:t xml:space="preserve">Passed (of 13)</w:t>
             </w:r>
           </w:p>
         </w:tc>

--- a/docs/acceptance-test/per-user/25-acct.assoc.docx
+++ b/docs/acceptance-test/per-user/25-acct.assoc.docx
@@ -117,7 +117,7 @@
           <w:sz w:val="18"/>
           <w:szCs w:val="18"/>
         </w:rPr>
-        <w:t xml:space="preserve">  ·  13 checks</w:t>
+        <w:t xml:space="preserve">  ·  14 checks</w:t>
       </w:r>
     </w:p>
     <w:tbl>
@@ -4009,6 +4009,311 @@
                 <w:szCs w:val="19"/>
               </w:rPr>
               <w:t xml:space="preserve">Booked at cost (BO as spoilage). A refusal reaches the Head Auditor and the sender.</w:t>
+            </w:r>
+          </w:p>
+        </w:tc>
+        <w:tc>
+          <w:tcPr>
+            <w:tcW w:type="dxa" w:w="620"/>
+            <w:tcBorders>
+              <w:top w:val="single" w:color="C9D0DC" w:sz="4"/>
+              <w:left w:val="single" w:color="C9D0DC" w:sz="4"/>
+              <w:bottom w:val="single" w:color="C9D0DC" w:sz="4"/>
+              <w:right w:val="single" w:color="C9D0DC" w:sz="4"/>
+            </w:tcBorders>
+            <w:tcMar>
+              <w:top w:type="dxa" w:w="70"/>
+              <w:left w:type="dxa" w:w="100"/>
+              <w:bottom w:type="dxa" w:w="70"/>
+              <w:right w:type="dxa" w:w="100"/>
+            </w:tcMar>
+            <w:vAlign w:val="center"/>
+          </w:tcPr>
+          <w:p>
+            <w:pPr>
+              <w:spacing w:after="0" w:before="0" w:line="264"/>
+              <w:jc w:val="center"/>
+            </w:pPr>
+            <w:r>
+              <w:rPr>
+                <w:rFonts w:ascii="Arial" w:cs="Arial" w:eastAsia="Arial" w:hAnsi="Arial"/>
+                <w:sz w:val="30"/>
+                <w:szCs w:val="30"/>
+              </w:rPr>
+              <w:t xml:space="preserve">☐</w:t>
+            </w:r>
+          </w:p>
+        </w:tc>
+        <w:tc>
+          <w:tcPr>
+            <w:tcW w:type="dxa" w:w="620"/>
+            <w:tcBorders>
+              <w:top w:val="single" w:color="C9D0DC" w:sz="4"/>
+              <w:left w:val="single" w:color="C9D0DC" w:sz="4"/>
+              <w:bottom w:val="single" w:color="C9D0DC" w:sz="4"/>
+              <w:right w:val="single" w:color="C9D0DC" w:sz="4"/>
+            </w:tcBorders>
+            <w:tcMar>
+              <w:top w:type="dxa" w:w="70"/>
+              <w:left w:type="dxa" w:w="100"/>
+              <w:bottom w:type="dxa" w:w="70"/>
+              <w:right w:type="dxa" w:w="100"/>
+            </w:tcMar>
+            <w:vAlign w:val="center"/>
+          </w:tcPr>
+          <w:p>
+            <w:pPr>
+              <w:spacing w:after="0" w:before="0" w:line="264"/>
+              <w:jc w:val="center"/>
+            </w:pPr>
+            <w:r>
+              <w:rPr>
+                <w:rFonts w:ascii="Arial" w:cs="Arial" w:eastAsia="Arial" w:hAnsi="Arial"/>
+                <w:sz w:val="30"/>
+                <w:szCs w:val="30"/>
+              </w:rPr>
+              <w:t xml:space="preserve">☐</w:t>
+            </w:r>
+          </w:p>
+        </w:tc>
+        <w:tc>
+          <w:tcPr>
+            <w:tcW w:type="dxa" w:w="620"/>
+            <w:tcBorders>
+              <w:top w:val="single" w:color="C9D0DC" w:sz="4"/>
+              <w:left w:val="single" w:color="C9D0DC" w:sz="4"/>
+              <w:bottom w:val="single" w:color="C9D0DC" w:sz="4"/>
+              <w:right w:val="single" w:color="C9D0DC" w:sz="4"/>
+            </w:tcBorders>
+            <w:tcMar>
+              <w:top w:type="dxa" w:w="70"/>
+              <w:left w:type="dxa" w:w="100"/>
+              <w:bottom w:type="dxa" w:w="70"/>
+              <w:right w:type="dxa" w:w="100"/>
+            </w:tcMar>
+            <w:vAlign w:val="center"/>
+          </w:tcPr>
+          <w:p>
+            <w:pPr>
+              <w:spacing w:after="0" w:before="0" w:line="264"/>
+              <w:jc w:val="center"/>
+            </w:pPr>
+            <w:r>
+              <w:rPr>
+                <w:rFonts w:ascii="Arial" w:cs="Arial" w:eastAsia="Arial" w:hAnsi="Arial"/>
+                <w:sz w:val="30"/>
+                <w:szCs w:val="30"/>
+              </w:rPr>
+              <w:t xml:space="preserve">☐</w:t>
+            </w:r>
+          </w:p>
+        </w:tc>
+        <w:tc>
+          <w:tcPr>
+            <w:tcW w:type="dxa" w:w="2040"/>
+            <w:tcBorders>
+              <w:top w:val="single" w:color="C9D0DC" w:sz="4"/>
+              <w:left w:val="single" w:color="C9D0DC" w:sz="4"/>
+              <w:bottom w:val="single" w:color="C9D0DC" w:sz="4"/>
+              <w:right w:val="single" w:color="C9D0DC" w:sz="4"/>
+            </w:tcBorders>
+            <w:tcMar>
+              <w:top w:type="dxa" w:w="70"/>
+              <w:left w:type="dxa" w:w="100"/>
+              <w:bottom w:type="dxa" w:w="70"/>
+              <w:right w:type="dxa" w:w="100"/>
+            </w:tcMar>
+            <w:vAlign w:val="top"/>
+          </w:tcPr>
+          <w:p>
+            <w:pPr>
+              <w:spacing w:after="0" w:before="0" w:line="264"/>
+            </w:pPr>
+            <w:r>
+              <w:rPr>
+                <w:rFonts w:ascii="Arial" w:cs="Arial" w:eastAsia="Arial" w:hAnsi="Arial"/>
+                <w:sz w:val="19"/>
+                <w:szCs w:val="19"/>
+              </w:rPr>
+              <w:t xml:space="preserve"> </w:t>
+            </w:r>
+          </w:p>
+        </w:tc>
+      </w:tr>
+      <w:tr>
+        <w:trPr>
+          <w:cantSplit/>
+        </w:trPr>
+        <w:tc>
+          <w:tcPr>
+            <w:tcW w:type="dxa" w:w="860"/>
+            <w:tcBorders>
+              <w:top w:val="single" w:color="C9D0DC" w:sz="4"/>
+              <w:left w:val="single" w:color="C9D0DC" w:sz="4"/>
+              <w:bottom w:val="single" w:color="C9D0DC" w:sz="4"/>
+              <w:right w:val="single" w:color="C9D0DC" w:sz="4"/>
+            </w:tcBorders>
+            <w:tcMar>
+              <w:top w:type="dxa" w:w="70"/>
+              <w:left w:type="dxa" w:w="100"/>
+              <w:bottom w:type="dxa" w:w="70"/>
+              <w:right w:type="dxa" w:w="100"/>
+            </w:tcMar>
+            <w:vAlign w:val="top"/>
+          </w:tcPr>
+          <w:p>
+            <w:pPr>
+              <w:spacing w:after="0" w:before="0" w:line="264"/>
+            </w:pPr>
+            <w:r>
+              <w:rPr>
+                <w:rFonts w:ascii="Arial" w:cs="Arial" w:eastAsia="Arial" w:hAnsi="Arial"/>
+                <w:b/>
+                <w:bCs/>
+                <w:color w:val="5B6477"/>
+                <w:sz w:val="16"/>
+                <w:szCs w:val="16"/>
+              </w:rPr>
+              <w:t xml:space="preserve">AC-PF</w:t>
+            </w:r>
+          </w:p>
+        </w:tc>
+        <w:tc>
+          <w:tcPr>
+            <w:tcW w:type="dxa" w:w="5480"/>
+            <w:tcBorders>
+              <w:top w:val="single" w:color="C9D0DC" w:sz="4"/>
+              <w:left w:val="single" w:color="C9D0DC" w:sz="4"/>
+              <w:bottom w:val="single" w:color="C9D0DC" w:sz="4"/>
+              <w:right w:val="single" w:color="C9D0DC" w:sz="4"/>
+            </w:tcBorders>
+            <w:tcMar>
+              <w:top w:type="dxa" w:w="70"/>
+              <w:left w:type="dxa" w:w="100"/>
+              <w:bottom w:type="dxa" w:w="70"/>
+              <w:right w:type="dxa" w:w="100"/>
+            </w:tcMar>
+            <w:vAlign w:val="top"/>
+          </w:tcPr>
+          <w:p>
+            <w:pPr>
+              <w:spacing w:after="40" w:before="0" w:line="264"/>
+            </w:pPr>
+            <w:r>
+              <w:rPr>
+                <w:rFonts w:ascii="Arial" w:cs="Arial" w:eastAsia="Arial" w:hAnsi="Arial"/>
+                <w:b/>
+                <w:bCs/>
+                <w:sz w:val="20"/>
+                <w:szCs w:val="20"/>
+              </w:rPr>
+              <w:t xml:space="preserve">Check the proofs of a day from the report</w:t>
+            </w:r>
+          </w:p>
+          <w:p>
+            <w:pPr>
+              <w:spacing w:after="40" w:before="0" w:line="264"/>
+            </w:pPr>
+            <w:r>
+              <w:rPr>
+                <w:rFonts w:ascii="Arial" w:cs="Arial" w:eastAsia="Arial" w:hAnsi="Arial"/>
+                <w:i/>
+                <w:iCs/>
+                <w:color w:val="5B6477"/>
+                <w:sz w:val="15"/>
+                <w:szCs w:val="15"/>
+              </w:rPr>
+              <w:t xml:space="preserve">Flow F37 · Proof of payment: uploaded once, printed with the report</w:t>
+            </w:r>
+          </w:p>
+          <w:p>
+            <w:pPr>
+              <w:spacing w:after="20" w:before="0" w:line="264"/>
+            </w:pPr>
+            <w:r>
+              <w:rPr>
+                <w:rFonts w:ascii="Arial" w:cs="Arial" w:eastAsia="Arial" w:hAnsi="Arial"/>
+                <w:color w:val="5B6477"/>
+                <w:sz w:val="19"/>
+                <w:szCs w:val="19"/>
+              </w:rPr>
+              <w:t xml:space="preserve">1.  </w:t>
+            </w:r>
+            <w:r>
+              <w:rPr>
+                <w:rFonts w:ascii="Arial" w:cs="Arial" w:eastAsia="Arial" w:hAnsi="Arial"/>
+                <w:sz w:val="19"/>
+                <w:szCs w:val="19"/>
+              </w:rPr>
+              <w:t xml:space="preserve">Reports → Daily Sales Report → PDF (or Excel) of a branch and day.</w:t>
+            </w:r>
+          </w:p>
+          <w:p>
+            <w:pPr>
+              <w:spacing w:after="20" w:before="0" w:line="264"/>
+            </w:pPr>
+            <w:r>
+              <w:rPr>
+                <w:rFonts w:ascii="Arial" w:cs="Arial" w:eastAsia="Arial" w:hAnsi="Arial"/>
+                <w:color w:val="5B6477"/>
+                <w:sz w:val="19"/>
+                <w:szCs w:val="19"/>
+              </w:rPr>
+              <w:t xml:space="preserve">2.  </w:t>
+            </w:r>
+            <w:r>
+              <w:rPr>
+                <w:rFonts w:ascii="Arial" w:cs="Arial" w:eastAsia="Arial" w:hAnsi="Arial"/>
+                <w:sz w:val="19"/>
+                <w:szCs w:val="19"/>
+              </w:rPr>
+              <w:t xml:space="preserve">At the end read the legend, the checklist and the pictures; find a sale's reference (for example ON-1) in its Proof column.</w:t>
+            </w:r>
+          </w:p>
+          <w:p>
+            <w:pPr>
+              <w:spacing w:after="20" w:before="0" w:line="264"/>
+            </w:pPr>
+            <w:r>
+              <w:rPr>
+                <w:rFonts w:ascii="Arial" w:cs="Arial" w:eastAsia="Arial" w:hAnsi="Arial"/>
+                <w:color w:val="5B6477"/>
+                <w:sz w:val="19"/>
+                <w:szCs w:val="19"/>
+              </w:rPr>
+              <w:t xml:space="preserve">3.  </w:t>
+            </w:r>
+            <w:r>
+              <w:rPr>
+                <w:rFonts w:ascii="Arial" w:cs="Arial" w:eastAsia="Arial" w:hAnsi="Arial"/>
+                <w:sz w:val="19"/>
+                <w:szCs w:val="19"/>
+              </w:rPr>
+              <w:t xml:space="preserve">Reports → Payment Proofs → choose the branch and dates → Only missing proofs → Print with the pictures (PDF).</w:t>
+            </w:r>
+          </w:p>
+          <w:p>
+            <w:pPr>
+              <w:spacing w:after="0" w:before="60" w:line="264"/>
+            </w:pPr>
+            <w:r>
+              <w:rPr>
+                <w:rFonts w:ascii="Arial" w:cs="Arial" w:eastAsia="Arial" w:hAnsi="Arial"/>
+                <w:b/>
+                <w:bCs/>
+                <w:color w:val="0B1F3A"/>
+                <w:sz w:val="19"/>
+                <w:szCs w:val="19"/>
+              </w:rPr>
+              <w:t xml:space="preserve">You should see: </w:t>
+            </w:r>
+            <w:r>
+              <w:rPr>
+                <w:rFonts w:ascii="Arial" w:cs="Arial" w:eastAsia="Arial" w:hAnsi="Arial"/>
+                <w:sz w:val="19"/>
+                <w:szCs w:val="19"/>
+              </w:rPr>
+              <w:t xml:space="preserve">Every online, card, cheque, collection, replacement payment and deposit slip shows its picture beside the right reference; anything without a proof is red and marked MISSING.</w:t>
             </w:r>
           </w:p>
         </w:tc>
@@ -4212,7 +4517,7 @@
                 <w:sz w:val="17"/>
                 <w:szCs w:val="17"/>
               </w:rPr>
-              <w:t xml:space="preserve">Passed (of 13)</w:t>
+              <w:t xml:space="preserve">Passed (of 14)</w:t>
             </w:r>
           </w:p>
         </w:tc>

--- a/docs/acceptance-test/per-user/25-acct.assoc.docx
+++ b/docs/acceptance-test/per-user/25-acct.assoc.docx
@@ -117,7 +117,7 @@
           <w:sz w:val="18"/>
           <w:szCs w:val="18"/>
         </w:rPr>
-        <w:t xml:space="preserve">  ·  14 checks</w:t>
+        <w:t xml:space="preserve">  ·  16 checks</w:t>
       </w:r>
     </w:p>
     <w:tbl>
@@ -4314,6 +4314,572 @@
                 <w:szCs w:val="19"/>
               </w:rPr>
               <w:t xml:space="preserve">Every online, card, cheque, collection, replacement payment and deposit slip shows its picture beside the right reference; anything without a proof is red and marked MISSING.</w:t>
+            </w:r>
+          </w:p>
+        </w:tc>
+        <w:tc>
+          <w:tcPr>
+            <w:tcW w:type="dxa" w:w="620"/>
+            <w:tcBorders>
+              <w:top w:val="single" w:color="C9D0DC" w:sz="4"/>
+              <w:left w:val="single" w:color="C9D0DC" w:sz="4"/>
+              <w:bottom w:val="single" w:color="C9D0DC" w:sz="4"/>
+              <w:right w:val="single" w:color="C9D0DC" w:sz="4"/>
+            </w:tcBorders>
+            <w:tcMar>
+              <w:top w:type="dxa" w:w="70"/>
+              <w:left w:type="dxa" w:w="100"/>
+              <w:bottom w:type="dxa" w:w="70"/>
+              <w:right w:type="dxa" w:w="100"/>
+            </w:tcMar>
+            <w:vAlign w:val="center"/>
+          </w:tcPr>
+          <w:p>
+            <w:pPr>
+              <w:spacing w:after="0" w:before="0" w:line="264"/>
+              <w:jc w:val="center"/>
+            </w:pPr>
+            <w:r>
+              <w:rPr>
+                <w:rFonts w:ascii="Arial" w:cs="Arial" w:eastAsia="Arial" w:hAnsi="Arial"/>
+                <w:sz w:val="30"/>
+                <w:szCs w:val="30"/>
+              </w:rPr>
+              <w:t xml:space="preserve">☐</w:t>
+            </w:r>
+          </w:p>
+        </w:tc>
+        <w:tc>
+          <w:tcPr>
+            <w:tcW w:type="dxa" w:w="620"/>
+            <w:tcBorders>
+              <w:top w:val="single" w:color="C9D0DC" w:sz="4"/>
+              <w:left w:val="single" w:color="C9D0DC" w:sz="4"/>
+              <w:bottom w:val="single" w:color="C9D0DC" w:sz="4"/>
+              <w:right w:val="single" w:color="C9D0DC" w:sz="4"/>
+            </w:tcBorders>
+            <w:tcMar>
+              <w:top w:type="dxa" w:w="70"/>
+              <w:left w:type="dxa" w:w="100"/>
+              <w:bottom w:type="dxa" w:w="70"/>
+              <w:right w:type="dxa" w:w="100"/>
+            </w:tcMar>
+            <w:vAlign w:val="center"/>
+          </w:tcPr>
+          <w:p>
+            <w:pPr>
+              <w:spacing w:after="0" w:before="0" w:line="264"/>
+              <w:jc w:val="center"/>
+            </w:pPr>
+            <w:r>
+              <w:rPr>
+                <w:rFonts w:ascii="Arial" w:cs="Arial" w:eastAsia="Arial" w:hAnsi="Arial"/>
+                <w:sz w:val="30"/>
+                <w:szCs w:val="30"/>
+              </w:rPr>
+              <w:t xml:space="preserve">☐</w:t>
+            </w:r>
+          </w:p>
+        </w:tc>
+        <w:tc>
+          <w:tcPr>
+            <w:tcW w:type="dxa" w:w="620"/>
+            <w:tcBorders>
+              <w:top w:val="single" w:color="C9D0DC" w:sz="4"/>
+              <w:left w:val="single" w:color="C9D0DC" w:sz="4"/>
+              <w:bottom w:val="single" w:color="C9D0DC" w:sz="4"/>
+              <w:right w:val="single" w:color="C9D0DC" w:sz="4"/>
+            </w:tcBorders>
+            <w:tcMar>
+              <w:top w:type="dxa" w:w="70"/>
+              <w:left w:type="dxa" w:w="100"/>
+              <w:bottom w:type="dxa" w:w="70"/>
+              <w:right w:type="dxa" w:w="100"/>
+            </w:tcMar>
+            <w:vAlign w:val="center"/>
+          </w:tcPr>
+          <w:p>
+            <w:pPr>
+              <w:spacing w:after="0" w:before="0" w:line="264"/>
+              <w:jc w:val="center"/>
+            </w:pPr>
+            <w:r>
+              <w:rPr>
+                <w:rFonts w:ascii="Arial" w:cs="Arial" w:eastAsia="Arial" w:hAnsi="Arial"/>
+                <w:sz w:val="30"/>
+                <w:szCs w:val="30"/>
+              </w:rPr>
+              <w:t xml:space="preserve">☐</w:t>
+            </w:r>
+          </w:p>
+        </w:tc>
+        <w:tc>
+          <w:tcPr>
+            <w:tcW w:type="dxa" w:w="2040"/>
+            <w:tcBorders>
+              <w:top w:val="single" w:color="C9D0DC" w:sz="4"/>
+              <w:left w:val="single" w:color="C9D0DC" w:sz="4"/>
+              <w:bottom w:val="single" w:color="C9D0DC" w:sz="4"/>
+              <w:right w:val="single" w:color="C9D0DC" w:sz="4"/>
+            </w:tcBorders>
+            <w:tcMar>
+              <w:top w:type="dxa" w:w="70"/>
+              <w:left w:type="dxa" w:w="100"/>
+              <w:bottom w:type="dxa" w:w="70"/>
+              <w:right w:type="dxa" w:w="100"/>
+            </w:tcMar>
+            <w:vAlign w:val="top"/>
+          </w:tcPr>
+          <w:p>
+            <w:pPr>
+              <w:spacing w:after="0" w:before="0" w:line="264"/>
+            </w:pPr>
+            <w:r>
+              <w:rPr>
+                <w:rFonts w:ascii="Arial" w:cs="Arial" w:eastAsia="Arial" w:hAnsi="Arial"/>
+                <w:sz w:val="19"/>
+                <w:szCs w:val="19"/>
+              </w:rPr>
+              <w:t xml:space="preserve"> </w:t>
+            </w:r>
+          </w:p>
+        </w:tc>
+      </w:tr>
+      <w:tr>
+        <w:trPr>
+          <w:cantSplit/>
+        </w:trPr>
+        <w:tc>
+          <w:tcPr>
+            <w:tcW w:type="dxa" w:w="860"/>
+            <w:tcBorders>
+              <w:top w:val="single" w:color="C9D0DC" w:sz="4"/>
+              <w:left w:val="single" w:color="C9D0DC" w:sz="4"/>
+              <w:bottom w:val="single" w:color="C9D0DC" w:sz="4"/>
+              <w:right w:val="single" w:color="C9D0DC" w:sz="4"/>
+            </w:tcBorders>
+            <w:tcMar>
+              <w:top w:type="dxa" w:w="70"/>
+              <w:left w:type="dxa" w:w="100"/>
+              <w:bottom w:type="dxa" w:w="70"/>
+              <w:right w:type="dxa" w:w="100"/>
+            </w:tcMar>
+            <w:vAlign w:val="top"/>
+          </w:tcPr>
+          <w:p>
+            <w:pPr>
+              <w:spacing w:after="0" w:before="0" w:line="264"/>
+            </w:pPr>
+            <w:r>
+              <w:rPr>
+                <w:rFonts w:ascii="Arial" w:cs="Arial" w:eastAsia="Arial" w:hAnsi="Arial"/>
+                <w:b/>
+                <w:bCs/>
+                <w:color w:val="5B6477"/>
+                <w:sz w:val="16"/>
+                <w:szCs w:val="16"/>
+              </w:rPr>
+              <w:t xml:space="preserve">AA-CARD</w:t>
+            </w:r>
+          </w:p>
+        </w:tc>
+        <w:tc>
+          <w:tcPr>
+            <w:tcW w:type="dxa" w:w="5480"/>
+            <w:tcBorders>
+              <w:top w:val="single" w:color="C9D0DC" w:sz="4"/>
+              <w:left w:val="single" w:color="C9D0DC" w:sz="4"/>
+              <w:bottom w:val="single" w:color="C9D0DC" w:sz="4"/>
+              <w:right w:val="single" w:color="C9D0DC" w:sz="4"/>
+            </w:tcBorders>
+            <w:tcMar>
+              <w:top w:type="dxa" w:w="70"/>
+              <w:left w:type="dxa" w:w="100"/>
+              <w:bottom w:type="dxa" w:w="70"/>
+              <w:right w:type="dxa" w:w="100"/>
+            </w:tcMar>
+            <w:vAlign w:val="top"/>
+          </w:tcPr>
+          <w:p>
+            <w:pPr>
+              <w:spacing w:after="40" w:before="0" w:line="264"/>
+            </w:pPr>
+            <w:r>
+              <w:rPr>
+                <w:rFonts w:ascii="Arial" w:cs="Arial" w:eastAsia="Arial" w:hAnsi="Arial"/>
+                <w:b/>
+                <w:bCs/>
+                <w:sz w:val="20"/>
+                <w:szCs w:val="20"/>
+              </w:rPr>
+              <w:t xml:space="preserve">Correct a card amount</w:t>
+            </w:r>
+          </w:p>
+          <w:p>
+            <w:pPr>
+              <w:spacing w:after="40" w:before="0" w:line="264"/>
+            </w:pPr>
+            <w:r>
+              <w:rPr>
+                <w:rFonts w:ascii="Arial" w:cs="Arial" w:eastAsia="Arial" w:hAnsi="Arial"/>
+                <w:i/>
+                <w:iCs/>
+                <w:color w:val="5B6477"/>
+                <w:sz w:val="15"/>
+                <w:szCs w:val="15"/>
+              </w:rPr>
+              <w:t xml:space="preserve">Flow F46 · Editable online income, card amount and card remittance</w:t>
+            </w:r>
+          </w:p>
+          <w:p>
+            <w:pPr>
+              <w:spacing w:after="20" w:before="0" w:line="264"/>
+            </w:pPr>
+            <w:r>
+              <w:rPr>
+                <w:rFonts w:ascii="Arial" w:cs="Arial" w:eastAsia="Arial" w:hAnsi="Arial"/>
+                <w:color w:val="5B6477"/>
+                <w:sz w:val="19"/>
+                <w:szCs w:val="19"/>
+              </w:rPr>
+              <w:t xml:space="preserve">1.  </w:t>
+            </w:r>
+            <w:r>
+              <w:rPr>
+                <w:rFonts w:ascii="Arial" w:cs="Arial" w:eastAsia="Arial" w:hAnsi="Arial"/>
+                <w:sz w:val="19"/>
+                <w:szCs w:val="19"/>
+              </w:rPr>
+              <w:t xml:space="preserve">Open a credit card sale → Credit card amount → type the real amount and the reason → Correct the card amount.</w:t>
+            </w:r>
+          </w:p>
+          <w:p>
+            <w:pPr>
+              <w:spacing w:after="0" w:before="60" w:line="264"/>
+            </w:pPr>
+            <w:r>
+              <w:rPr>
+                <w:rFonts w:ascii="Arial" w:cs="Arial" w:eastAsia="Arial" w:hAnsi="Arial"/>
+                <w:b/>
+                <w:bCs/>
+                <w:color w:val="0B1F3A"/>
+                <w:sz w:val="19"/>
+                <w:szCs w:val="19"/>
+              </w:rPr>
+              <w:t xml:space="preserve">You should see: </w:t>
+            </w:r>
+            <w:r>
+              <w:rPr>
+                <w:rFonts w:ascii="Arial" w:cs="Arial" w:eastAsia="Arial" w:hAnsi="Arial"/>
+                <w:sz w:val="19"/>
+                <w:szCs w:val="19"/>
+              </w:rPr>
+              <w:t xml:space="preserve">The sale entry is reversed and posted again; the branch is told. A sale already cleared by the bank cannot be corrected (use the remittance).</w:t>
+            </w:r>
+          </w:p>
+        </w:tc>
+        <w:tc>
+          <w:tcPr>
+            <w:tcW w:type="dxa" w:w="620"/>
+            <w:tcBorders>
+              <w:top w:val="single" w:color="C9D0DC" w:sz="4"/>
+              <w:left w:val="single" w:color="C9D0DC" w:sz="4"/>
+              <w:bottom w:val="single" w:color="C9D0DC" w:sz="4"/>
+              <w:right w:val="single" w:color="C9D0DC" w:sz="4"/>
+            </w:tcBorders>
+            <w:tcMar>
+              <w:top w:type="dxa" w:w="70"/>
+              <w:left w:type="dxa" w:w="100"/>
+              <w:bottom w:type="dxa" w:w="70"/>
+              <w:right w:type="dxa" w:w="100"/>
+            </w:tcMar>
+            <w:vAlign w:val="center"/>
+          </w:tcPr>
+          <w:p>
+            <w:pPr>
+              <w:spacing w:after="0" w:before="0" w:line="264"/>
+              <w:jc w:val="center"/>
+            </w:pPr>
+            <w:r>
+              <w:rPr>
+                <w:rFonts w:ascii="Arial" w:cs="Arial" w:eastAsia="Arial" w:hAnsi="Arial"/>
+                <w:sz w:val="30"/>
+                <w:szCs w:val="30"/>
+              </w:rPr>
+              <w:t xml:space="preserve">☐</w:t>
+            </w:r>
+          </w:p>
+        </w:tc>
+        <w:tc>
+          <w:tcPr>
+            <w:tcW w:type="dxa" w:w="620"/>
+            <w:tcBorders>
+              <w:top w:val="single" w:color="C9D0DC" w:sz="4"/>
+              <w:left w:val="single" w:color="C9D0DC" w:sz="4"/>
+              <w:bottom w:val="single" w:color="C9D0DC" w:sz="4"/>
+              <w:right w:val="single" w:color="C9D0DC" w:sz="4"/>
+            </w:tcBorders>
+            <w:tcMar>
+              <w:top w:type="dxa" w:w="70"/>
+              <w:left w:type="dxa" w:w="100"/>
+              <w:bottom w:type="dxa" w:w="70"/>
+              <w:right w:type="dxa" w:w="100"/>
+            </w:tcMar>
+            <w:vAlign w:val="center"/>
+          </w:tcPr>
+          <w:p>
+            <w:pPr>
+              <w:spacing w:after="0" w:before="0" w:line="264"/>
+              <w:jc w:val="center"/>
+            </w:pPr>
+            <w:r>
+              <w:rPr>
+                <w:rFonts w:ascii="Arial" w:cs="Arial" w:eastAsia="Arial" w:hAnsi="Arial"/>
+                <w:sz w:val="30"/>
+                <w:szCs w:val="30"/>
+              </w:rPr>
+              <w:t xml:space="preserve">☐</w:t>
+            </w:r>
+          </w:p>
+        </w:tc>
+        <w:tc>
+          <w:tcPr>
+            <w:tcW w:type="dxa" w:w="620"/>
+            <w:tcBorders>
+              <w:top w:val="single" w:color="C9D0DC" w:sz="4"/>
+              <w:left w:val="single" w:color="C9D0DC" w:sz="4"/>
+              <w:bottom w:val="single" w:color="C9D0DC" w:sz="4"/>
+              <w:right w:val="single" w:color="C9D0DC" w:sz="4"/>
+            </w:tcBorders>
+            <w:tcMar>
+              <w:top w:type="dxa" w:w="70"/>
+              <w:left w:type="dxa" w:w="100"/>
+              <w:bottom w:type="dxa" w:w="70"/>
+              <w:right w:type="dxa" w:w="100"/>
+            </w:tcMar>
+            <w:vAlign w:val="center"/>
+          </w:tcPr>
+          <w:p>
+            <w:pPr>
+              <w:spacing w:after="0" w:before="0" w:line="264"/>
+              <w:jc w:val="center"/>
+            </w:pPr>
+            <w:r>
+              <w:rPr>
+                <w:rFonts w:ascii="Arial" w:cs="Arial" w:eastAsia="Arial" w:hAnsi="Arial"/>
+                <w:sz w:val="30"/>
+                <w:szCs w:val="30"/>
+              </w:rPr>
+              <w:t xml:space="preserve">☐</w:t>
+            </w:r>
+          </w:p>
+        </w:tc>
+        <w:tc>
+          <w:tcPr>
+            <w:tcW w:type="dxa" w:w="2040"/>
+            <w:tcBorders>
+              <w:top w:val="single" w:color="C9D0DC" w:sz="4"/>
+              <w:left w:val="single" w:color="C9D0DC" w:sz="4"/>
+              <w:bottom w:val="single" w:color="C9D0DC" w:sz="4"/>
+              <w:right w:val="single" w:color="C9D0DC" w:sz="4"/>
+            </w:tcBorders>
+            <w:tcMar>
+              <w:top w:type="dxa" w:w="70"/>
+              <w:left w:type="dxa" w:w="100"/>
+              <w:bottom w:type="dxa" w:w="70"/>
+              <w:right w:type="dxa" w:w="100"/>
+            </w:tcMar>
+            <w:vAlign w:val="top"/>
+          </w:tcPr>
+          <w:p>
+            <w:pPr>
+              <w:spacing w:after="0" w:before="0" w:line="264"/>
+            </w:pPr>
+            <w:r>
+              <w:rPr>
+                <w:rFonts w:ascii="Arial" w:cs="Arial" w:eastAsia="Arial" w:hAnsi="Arial"/>
+                <w:sz w:val="19"/>
+                <w:szCs w:val="19"/>
+              </w:rPr>
+              <w:t xml:space="preserve"> </w:t>
+            </w:r>
+          </w:p>
+        </w:tc>
+      </w:tr>
+      <w:tr>
+        <w:trPr>
+          <w:cantSplit/>
+        </w:trPr>
+        <w:tc>
+          <w:tcPr>
+            <w:tcW w:type="dxa" w:w="860"/>
+            <w:tcBorders>
+              <w:top w:val="single" w:color="C9D0DC" w:sz="4"/>
+              <w:left w:val="single" w:color="C9D0DC" w:sz="4"/>
+              <w:bottom w:val="single" w:color="C9D0DC" w:sz="4"/>
+              <w:right w:val="single" w:color="C9D0DC" w:sz="4"/>
+            </w:tcBorders>
+            <w:tcMar>
+              <w:top w:type="dxa" w:w="70"/>
+              <w:left w:type="dxa" w:w="100"/>
+              <w:bottom w:type="dxa" w:w="70"/>
+              <w:right w:type="dxa" w:w="100"/>
+            </w:tcMar>
+            <w:vAlign w:val="top"/>
+          </w:tcPr>
+          <w:p>
+            <w:pPr>
+              <w:spacing w:after="0" w:before="0" w:line="264"/>
+            </w:pPr>
+            <w:r>
+              <w:rPr>
+                <w:rFonts w:ascii="Arial" w:cs="Arial" w:eastAsia="Arial" w:hAnsi="Arial"/>
+                <w:b/>
+                <w:bCs/>
+                <w:color w:val="5B6477"/>
+                <w:sz w:val="16"/>
+                <w:szCs w:val="16"/>
+              </w:rPr>
+              <w:t xml:space="preserve">AA-REM</w:t>
+            </w:r>
+          </w:p>
+        </w:tc>
+        <w:tc>
+          <w:tcPr>
+            <w:tcW w:type="dxa" w:w="5480"/>
+            <w:tcBorders>
+              <w:top w:val="single" w:color="C9D0DC" w:sz="4"/>
+              <w:left w:val="single" w:color="C9D0DC" w:sz="4"/>
+              <w:bottom w:val="single" w:color="C9D0DC" w:sz="4"/>
+              <w:right w:val="single" w:color="C9D0DC" w:sz="4"/>
+            </w:tcBorders>
+            <w:tcMar>
+              <w:top w:type="dxa" w:w="70"/>
+              <w:left w:type="dxa" w:w="100"/>
+              <w:bottom w:type="dxa" w:w="70"/>
+              <w:right w:type="dxa" w:w="100"/>
+            </w:tcMar>
+            <w:vAlign w:val="top"/>
+          </w:tcPr>
+          <w:p>
+            <w:pPr>
+              <w:spacing w:after="40" w:before="0" w:line="264"/>
+            </w:pPr>
+            <w:r>
+              <w:rPr>
+                <w:rFonts w:ascii="Arial" w:cs="Arial" w:eastAsia="Arial" w:hAnsi="Arial"/>
+                <w:b/>
+                <w:bCs/>
+                <w:sz w:val="20"/>
+                <w:szCs w:val="20"/>
+              </w:rPr>
+              <w:t xml:space="preserve">Enter a card remittance</w:t>
+            </w:r>
+          </w:p>
+          <w:p>
+            <w:pPr>
+              <w:spacing w:after="40" w:before="0" w:line="264"/>
+            </w:pPr>
+            <w:r>
+              <w:rPr>
+                <w:rFonts w:ascii="Arial" w:cs="Arial" w:eastAsia="Arial" w:hAnsi="Arial"/>
+                <w:i/>
+                <w:iCs/>
+                <w:color w:val="5B6477"/>
+                <w:sz w:val="15"/>
+                <w:szCs w:val="15"/>
+              </w:rPr>
+              <w:t xml:space="preserve">Flow F46 · Editable online income, card amount and card remittance</w:t>
+            </w:r>
+          </w:p>
+          <w:p>
+            <w:pPr>
+              <w:spacing w:after="20" w:before="0" w:line="264"/>
+            </w:pPr>
+            <w:r>
+              <w:rPr>
+                <w:rFonts w:ascii="Arial" w:cs="Arial" w:eastAsia="Arial" w:hAnsi="Arial"/>
+                <w:color w:val="5B6477"/>
+                <w:sz w:val="19"/>
+                <w:szCs w:val="19"/>
+              </w:rPr>
+              <w:t xml:space="preserve">1.  </w:t>
+            </w:r>
+            <w:r>
+              <w:rPr>
+                <w:rFonts w:ascii="Arial" w:cs="Arial" w:eastAsia="Arial" w:hAnsi="Arial"/>
+                <w:sz w:val="19"/>
+                <w:szCs w:val="19"/>
+              </w:rPr>
+              <w:t xml:space="preserve">Card Remittances → tick the card sales → choose the bank account and date.</w:t>
+            </w:r>
+          </w:p>
+          <w:p>
+            <w:pPr>
+              <w:spacing w:after="20" w:before="0" w:line="264"/>
+            </w:pPr>
+            <w:r>
+              <w:rPr>
+                <w:rFonts w:ascii="Arial" w:cs="Arial" w:eastAsia="Arial" w:hAnsi="Arial"/>
+                <w:color w:val="5B6477"/>
+                <w:sz w:val="19"/>
+                <w:szCs w:val="19"/>
+              </w:rPr>
+              <w:t xml:space="preserve">2.  </w:t>
+            </w:r>
+            <w:r>
+              <w:rPr>
+                <w:rFonts w:ascii="Arial" w:cs="Arial" w:eastAsia="Arial" w:hAnsi="Arial"/>
+                <w:sz w:val="19"/>
+                <w:szCs w:val="19"/>
+              </w:rPr>
+              <w:t xml:space="preserve">Type the net amount that reached the bank; read the bank charge and its %; optionally type the fee of one sale.</w:t>
+            </w:r>
+          </w:p>
+          <w:p>
+            <w:pPr>
+              <w:spacing w:after="20" w:before="0" w:line="264"/>
+            </w:pPr>
+            <w:r>
+              <w:rPr>
+                <w:rFonts w:ascii="Arial" w:cs="Arial" w:eastAsia="Arial" w:hAnsi="Arial"/>
+                <w:color w:val="5B6477"/>
+                <w:sz w:val="19"/>
+                <w:szCs w:val="19"/>
+              </w:rPr>
+              <w:t xml:space="preserve">3.  </w:t>
+            </w:r>
+            <w:r>
+              <w:rPr>
+                <w:rFonts w:ascii="Arial" w:cs="Arial" w:eastAsia="Arial" w:hAnsi="Arial"/>
+                <w:sz w:val="19"/>
+                <w:szCs w:val="19"/>
+              </w:rPr>
+              <w:t xml:space="preserve">Save the remittance → Send to the Accounting Head.</w:t>
+            </w:r>
+          </w:p>
+          <w:p>
+            <w:pPr>
+              <w:spacing w:after="0" w:before="60" w:line="264"/>
+            </w:pPr>
+            <w:r>
+              <w:rPr>
+                <w:rFonts w:ascii="Arial" w:cs="Arial" w:eastAsia="Arial" w:hAnsi="Arial"/>
+                <w:b/>
+                <w:bCs/>
+                <w:color w:val="0B1F3A"/>
+                <w:sz w:val="19"/>
+                <w:szCs w:val="19"/>
+              </w:rPr>
+              <w:t xml:space="preserve">You should see: </w:t>
+            </w:r>
+            <w:r>
+              <w:rPr>
+                <w:rFonts w:ascii="Arial" w:cs="Arial" w:eastAsia="Arial" w:hAnsi="Arial"/>
+                <w:sz w:val="19"/>
+                <w:szCs w:val="19"/>
+              </w:rPr>
+              <w:t xml:space="preserve">Fee = gross − net, shared per sale. The ticked sales leave the waiting list. A draft can be deleted and its sales come back.</w:t>
             </w:r>
           </w:p>
         </w:tc>
@@ -4517,7 +5083,7 @@
                 <w:sz w:val="17"/>
                 <w:szCs w:val="17"/>
               </w:rPr>
-              <w:t xml:space="preserve">Passed (of 14)</w:t>
+              <w:t xml:space="preserve">Passed (of 16)</w:t>
             </w:r>
           </w:p>
         </w:tc>

--- a/docs/acceptance-test/per-user/25-acct.assoc.docx
+++ b/docs/acceptance-test/per-user/25-acct.assoc.docx
@@ -117,7 +117,7 @@
           <w:sz w:val="18"/>
           <w:szCs w:val="18"/>
         </w:rPr>
-        <w:t xml:space="preserve">  ·  16 checks</w:t>
+        <w:t xml:space="preserve">  ·  18 checks</w:t>
       </w:r>
     </w:p>
     <w:tbl>
@@ -1785,7 +1785,7 @@
                 <w:sz w:val="16"/>
                 <w:szCs w:val="16"/>
               </w:rPr>
-              <w:t xml:space="preserve">AC-01</w:t>
+              <w:t xml:space="preserve">CM-SRCH</w:t>
             </w:r>
           </w:p>
         </w:tc>
@@ -1818,23 +1818,7 @@
                 <w:sz w:val="20"/>
                 <w:szCs w:val="20"/>
               </w:rPr>
-              <w:t xml:space="preserve">Approve or reject an AR payment</w:t>
-            </w:r>
-          </w:p>
-          <w:p>
-            <w:pPr>
-              <w:spacing w:after="40" w:before="0" w:line="264"/>
-            </w:pPr>
-            <w:r>
-              <w:rPr>
-                <w:rFonts w:ascii="Arial" w:cs="Arial" w:eastAsia="Arial" w:hAnsi="Arial"/>
-                <w:i/>
-                <w:iCs/>
-                <w:color w:val="5B6477"/>
-                <w:sz w:val="15"/>
-                <w:szCs w:val="15"/>
-              </w:rPr>
-              <w:t xml:space="preserve">Flow F5 · Credit sale and collection</w:t>
+              <w:t xml:space="preserve">Dashboard search and Stock on Hand layout</w:t>
             </w:r>
           </w:p>
           <w:p>
@@ -1856,7 +1840,29 @@
                 <w:sz w:val="19"/>
                 <w:szCs w:val="19"/>
               </w:rPr>
-              <w:t xml:space="preserve">My Approvals → AR payment → Approve one; Reject another with a reason.</w:t>
+              <w:t xml:space="preserve">Dashboard → type part of a screen name in the search box.</w:t>
+            </w:r>
+          </w:p>
+          <w:p>
+            <w:pPr>
+              <w:spacing w:after="20" w:before="0" w:line="264"/>
+            </w:pPr>
+            <w:r>
+              <w:rPr>
+                <w:rFonts w:ascii="Arial" w:cs="Arial" w:eastAsia="Arial" w:hAnsi="Arial"/>
+                <w:color w:val="5B6477"/>
+                <w:sz w:val="19"/>
+                <w:szCs w:val="19"/>
+              </w:rPr>
+              <w:t xml:space="preserve">2.  </w:t>
+            </w:r>
+            <w:r>
+              <w:rPr>
+                <w:rFonts w:ascii="Arial" w:cs="Arial" w:eastAsia="Arial" w:hAnsi="Arial"/>
+                <w:sz w:val="19"/>
+                <w:szCs w:val="19"/>
+              </w:rPr>
+              <w:t xml:space="preserve">Stock on Hand → look at an item with several flavors or expiry dates (if your account sees stock).</w:t>
             </w:r>
           </w:p>
           <w:p>
@@ -1880,7 +1886,7 @@
                 <w:sz w:val="19"/>
                 <w:szCs w:val="19"/>
               </w:rPr>
-              <w:t xml:space="preserve">Same screen as the Accounting Head, proof and account included.</w:t>
+              <w:t xml:space="preserve">The matching screens are listed. Flavors and expiry dates are shown as labelled rows with their quantity.</w:t>
             </w:r>
           </w:p>
         </w:tc>
@@ -2046,7 +2052,7 @@
                 <w:sz w:val="16"/>
                 <w:szCs w:val="16"/>
               </w:rPr>
-              <w:t xml:space="preserve">AC-02</w:t>
+              <w:t xml:space="preserve">AC-01</w:t>
             </w:r>
           </w:p>
         </w:tc>
@@ -2079,7 +2085,23 @@
                 <w:sz w:val="20"/>
                 <w:szCs w:val="20"/>
               </w:rPr>
-              <w:t xml:space="preserve">Journal entries and bank</w:t>
+              <w:t xml:space="preserve">Approve or reject an AR payment</w:t>
+            </w:r>
+          </w:p>
+          <w:p>
+            <w:pPr>
+              <w:spacing w:after="40" w:before="0" w:line="264"/>
+            </w:pPr>
+            <w:r>
+              <w:rPr>
+                <w:rFonts w:ascii="Arial" w:cs="Arial" w:eastAsia="Arial" w:hAnsi="Arial"/>
+                <w:i/>
+                <w:iCs/>
+                <w:color w:val="5B6477"/>
+                <w:sz w:val="15"/>
+                <w:szCs w:val="15"/>
+              </w:rPr>
+              <w:t xml:space="preserve">Flow F5 · Credit sale and collection</w:t>
             </w:r>
           </w:p>
           <w:p>
@@ -2101,29 +2123,7 @@
                 <w:sz w:val="19"/>
                 <w:szCs w:val="19"/>
               </w:rPr>
-              <w:t xml:space="preserve">Journal Entries → Edit entry (balanced).</w:t>
-            </w:r>
-          </w:p>
-          <w:p>
-            <w:pPr>
-              <w:spacing w:after="20" w:before="0" w:line="264"/>
-            </w:pPr>
-            <w:r>
-              <w:rPr>
-                <w:rFonts w:ascii="Arial" w:cs="Arial" w:eastAsia="Arial" w:hAnsi="Arial"/>
-                <w:color w:val="5B6477"/>
-                <w:sz w:val="19"/>
-                <w:szCs w:val="19"/>
-              </w:rPr>
-              <w:t xml:space="preserve">2.  </w:t>
-            </w:r>
-            <w:r>
-              <w:rPr>
-                <w:rFonts w:ascii="Arial" w:cs="Arial" w:eastAsia="Arial" w:hAnsi="Arial"/>
-                <w:sz w:val="19"/>
-                <w:szCs w:val="19"/>
-              </w:rPr>
-              <w:t xml:space="preserve">Bank &amp; Office → record an entry.</w:t>
+              <w:t xml:space="preserve">My Approvals → AR payment → Approve one; Reject another with a reason.</w:t>
             </w:r>
           </w:p>
           <w:p>
@@ -2147,7 +2147,7 @@
                 <w:sz w:val="19"/>
                 <w:szCs w:val="19"/>
               </w:rPr>
-              <w:t xml:space="preserve">Saved; the people involved and the Owner are notified of the edit.</w:t>
+              <w:t xml:space="preserve">Same screen as the Accounting Head, proof and account included.</w:t>
             </w:r>
           </w:p>
         </w:tc>
@@ -2313,7 +2313,7 @@
                 <w:sz w:val="16"/>
                 <w:szCs w:val="16"/>
               </w:rPr>
-              <w:t xml:space="preserve">AC-03</w:t>
+              <w:t xml:space="preserve">AC-02</w:t>
             </w:r>
           </w:p>
         </w:tc>
@@ -2346,7 +2346,7 @@
                 <w:sz w:val="20"/>
                 <w:szCs w:val="20"/>
               </w:rPr>
-              <w:t xml:space="preserve">Payroll totals only</w:t>
+              <w:t xml:space="preserve">Journal entries and bank</w:t>
             </w:r>
           </w:p>
           <w:p>
@@ -2368,7 +2368,29 @@
                 <w:sz w:val="19"/>
                 <w:szCs w:val="19"/>
               </w:rPr>
-              <w:t xml:space="preserve">Payroll → Contributions → Record payment.</w:t>
+              <w:t xml:space="preserve">Journal Entries → Edit entry (balanced).</w:t>
+            </w:r>
+          </w:p>
+          <w:p>
+            <w:pPr>
+              <w:spacing w:after="20" w:before="0" w:line="264"/>
+            </w:pPr>
+            <w:r>
+              <w:rPr>
+                <w:rFonts w:ascii="Arial" w:cs="Arial" w:eastAsia="Arial" w:hAnsi="Arial"/>
+                <w:color w:val="5B6477"/>
+                <w:sz w:val="19"/>
+                <w:szCs w:val="19"/>
+              </w:rPr>
+              <w:t xml:space="preserve">2.  </w:t>
+            </w:r>
+            <w:r>
+              <w:rPr>
+                <w:rFonts w:ascii="Arial" w:cs="Arial" w:eastAsia="Arial" w:hAnsi="Arial"/>
+                <w:sz w:val="19"/>
+                <w:szCs w:val="19"/>
+              </w:rPr>
+              <w:t xml:space="preserve">Bank &amp; Office → record an entry.</w:t>
             </w:r>
           </w:p>
           <w:p>
@@ -2392,7 +2414,7 @@
                 <w:sz w:val="19"/>
                 <w:szCs w:val="19"/>
               </w:rPr>
-              <w:t xml:space="preserve">Totals only, no employee names.</w:t>
+              <w:t xml:space="preserve">Saved; the people involved and the Owner are notified of the edit.</w:t>
             </w:r>
           </w:p>
         </w:tc>
@@ -2558,7 +2580,7 @@
                 <w:sz w:val="16"/>
                 <w:szCs w:val="16"/>
               </w:rPr>
-              <w:t xml:space="preserve">AC-04</w:t>
+              <w:t xml:space="preserve">AC-03</w:t>
             </w:r>
           </w:p>
         </w:tc>
@@ -2591,23 +2613,7 @@
                 <w:sz w:val="20"/>
                 <w:szCs w:val="20"/>
               </w:rPr>
-              <w:t xml:space="preserve">Enter opening AR for another branch</w:t>
-            </w:r>
-          </w:p>
-          <w:p>
-            <w:pPr>
-              <w:spacing w:after="40" w:before="0" w:line="264"/>
-            </w:pPr>
-            <w:r>
-              <w:rPr>
-                <w:rFonts w:ascii="Arial" w:cs="Arial" w:eastAsia="Arial" w:hAnsi="Arial"/>
-                <w:i/>
-                <w:iCs/>
-                <w:color w:val="5B6477"/>
-                <w:sz w:val="15"/>
-                <w:szCs w:val="15"/>
-              </w:rPr>
-              <w:t xml:space="preserve">Flow F17 · Opening AR from before GWS-ERP</w:t>
+              <w:t xml:space="preserve">Payroll totals only</w:t>
             </w:r>
           </w:p>
           <w:p>
@@ -2629,29 +2635,7 @@
                 <w:sz w:val="19"/>
                 <w:szCs w:val="19"/>
               </w:rPr>
-              <w:t xml:space="preserve">AR &amp; Collections → Opening AR → + Enter opening AR for CSR (Agent or Other customer) → Send.</w:t>
-            </w:r>
-          </w:p>
-          <w:p>
-            <w:pPr>
-              <w:spacing w:after="20" w:before="0" w:line="264"/>
-            </w:pPr>
-            <w:r>
-              <w:rPr>
-                <w:rFonts w:ascii="Arial" w:cs="Arial" w:eastAsia="Arial" w:hAnsi="Arial"/>
-                <w:color w:val="5B6477"/>
-                <w:sz w:val="19"/>
-                <w:szCs w:val="19"/>
-              </w:rPr>
-              <w:t xml:space="preserve">2.  </w:t>
-            </w:r>
-            <w:r>
-              <w:rPr>
-                <w:rFonts w:ascii="Arial" w:cs="Arial" w:eastAsia="Arial" w:hAnsi="Arial"/>
-                <w:sz w:val="19"/>
-                <w:szCs w:val="19"/>
-              </w:rPr>
-              <w:t xml:space="preserve">Show: Rejected after the Owner rejects one.</w:t>
+              <w:t xml:space="preserve">Payroll → Contributions → Record payment.</w:t>
             </w:r>
           </w:p>
           <w:p>
@@ -2675,7 +2659,7 @@
                 <w:sz w:val="19"/>
                 <w:szCs w:val="19"/>
               </w:rPr>
-              <w:t xml:space="preserve">The entry waits for the Owner. A rejected entry shows the Owner's reason.</w:t>
+              <w:t xml:space="preserve">Totals only, no employee names.</w:t>
             </w:r>
           </w:p>
         </w:tc>
@@ -2841,7 +2825,7 @@
                 <w:sz w:val="16"/>
                 <w:szCs w:val="16"/>
               </w:rPr>
-              <w:t xml:space="preserve">AC-05</w:t>
+              <w:t xml:space="preserve">AC-04</w:t>
             </w:r>
           </w:p>
         </w:tc>
@@ -2874,7 +2858,7 @@
                 <w:sz w:val="20"/>
                 <w:szCs w:val="20"/>
               </w:rPr>
-              <w:t xml:space="preserve">Approve an agent incentive</w:t>
+              <w:t xml:space="preserve">Enter opening AR for another branch</w:t>
             </w:r>
           </w:p>
           <w:p>
@@ -2890,7 +2874,7 @@
                 <w:sz w:val="15"/>
                 <w:szCs w:val="15"/>
               </w:rPr>
-              <w:t xml:space="preserve">Flow F19 · Agent incentive</w:t>
+              <w:t xml:space="preserve">Flow F17 · Opening AR from before GWS-ERP</w:t>
             </w:r>
           </w:p>
           <w:p>
@@ -2912,7 +2896,29 @@
                 <w:sz w:val="19"/>
                 <w:szCs w:val="19"/>
               </w:rPr>
-              <w:t xml:space="preserve">My Approvals → Agent incentive → check total sales and amount → Approve.</w:t>
+              <w:t xml:space="preserve">AR &amp; Collections → Opening AR → + Enter opening AR for CSR (Agent or Other customer) → Send.</w:t>
+            </w:r>
+          </w:p>
+          <w:p>
+            <w:pPr>
+              <w:spacing w:after="20" w:before="0" w:line="264"/>
+            </w:pPr>
+            <w:r>
+              <w:rPr>
+                <w:rFonts w:ascii="Arial" w:cs="Arial" w:eastAsia="Arial" w:hAnsi="Arial"/>
+                <w:color w:val="5B6477"/>
+                <w:sz w:val="19"/>
+                <w:szCs w:val="19"/>
+              </w:rPr>
+              <w:t xml:space="preserve">2.  </w:t>
+            </w:r>
+            <w:r>
+              <w:rPr>
+                <w:rFonts w:ascii="Arial" w:cs="Arial" w:eastAsia="Arial" w:hAnsi="Arial"/>
+                <w:sz w:val="19"/>
+                <w:szCs w:val="19"/>
+              </w:rPr>
+              <w:t xml:space="preserve">Show: Rejected after the Owner rejects one.</w:t>
             </w:r>
           </w:p>
           <w:p>
@@ -2936,7 +2942,7 @@
                 <w:sz w:val="19"/>
                 <w:szCs w:val="19"/>
               </w:rPr>
-              <w:t xml:space="preserve">It waits for the Accounting Head and the Owner.</w:t>
+              <w:t xml:space="preserve">The entry waits for the Owner. A rejected entry shows the Owner's reason.</w:t>
             </w:r>
           </w:p>
         </w:tc>
@@ -3102,7 +3108,7 @@
                 <w:sz w:val="16"/>
                 <w:szCs w:val="16"/>
               </w:rPr>
-              <w:t xml:space="preserve">AC-06</w:t>
+              <w:t xml:space="preserve">AC-05</w:t>
             </w:r>
           </w:p>
         </w:tc>
@@ -3135,7 +3141,7 @@
                 <w:sz w:val="20"/>
                 <w:szCs w:val="20"/>
               </w:rPr>
-              <w:t xml:space="preserve">Second check of a deposit slip</w:t>
+              <w:t xml:space="preserve">Approve an agent incentive</w:t>
             </w:r>
           </w:p>
           <w:p>
@@ -3151,7 +3157,7 @@
                 <w:sz w:val="15"/>
                 <w:szCs w:val="15"/>
               </w:rPr>
-              <w:t xml:space="preserve">Flow F22 · Cash deposit slip and its two checks</w:t>
+              <w:t xml:space="preserve">Flow F19 · Agent incentive</w:t>
             </w:r>
           </w:p>
           <w:p>
@@ -3173,7 +3179,7 @@
                 <w:sz w:val="19"/>
                 <w:szCs w:val="19"/>
               </w:rPr>
-              <w:t xml:space="preserve">Open My Approvals → Cash deposit slip (accounting) → check the slip → Approve or Reject with a reason.</w:t>
+              <w:t xml:space="preserve">My Approvals → Agent incentive → check total sales and amount → Approve.</w:t>
             </w:r>
           </w:p>
           <w:p>
@@ -3197,7 +3203,7 @@
                 <w:sz w:val="19"/>
                 <w:szCs w:val="19"/>
               </w:rPr>
-              <w:t xml:space="preserve">Only after the Audit Associate approved can you check it. Recorded with your name.</w:t>
+              <w:t xml:space="preserve">It waits for the Accounting Head and the Owner.</w:t>
             </w:r>
           </w:p>
         </w:tc>
@@ -3363,7 +3369,7 @@
                 <w:sz w:val="16"/>
                 <w:szCs w:val="16"/>
               </w:rPr>
-              <w:t xml:space="preserve">AC-07</w:t>
+              <w:t xml:space="preserve">AC-06</w:t>
             </w:r>
           </w:p>
         </w:tc>
@@ -3396,7 +3402,7 @@
                 <w:sz w:val="20"/>
                 <w:szCs w:val="20"/>
               </w:rPr>
-              <w:t xml:space="preserve">Record a franchise payment</w:t>
+              <w:t xml:space="preserve">Second check of a deposit slip</w:t>
             </w:r>
           </w:p>
           <w:p>
@@ -3412,7 +3418,7 @@
                 <w:sz w:val="15"/>
                 <w:szCs w:val="15"/>
               </w:rPr>
-              <w:t xml:space="preserve">Flow F21 · Franchise AR: penalty, extension, payment</w:t>
+              <w:t xml:space="preserve">Flow F22 · Cash deposit slip and its two checks</w:t>
             </w:r>
           </w:p>
           <w:p>
@@ -3434,7 +3440,7 @@
                 <w:sz w:val="19"/>
                 <w:szCs w:val="19"/>
               </w:rPr>
-              <w:t xml:space="preserve">Open Franchise AR → Record payment.</w:t>
+              <w:t xml:space="preserve">Open My Approvals → Cash deposit slip (accounting) → check the slip → Approve or Reject with a reason.</w:t>
             </w:r>
           </w:p>
           <w:p>
@@ -3458,7 +3464,7 @@
                 <w:sz w:val="19"/>
                 <w:szCs w:val="19"/>
               </w:rPr>
-              <w:t xml:space="preserve">Settles penalty, interest, then goods.</w:t>
+              <w:t xml:space="preserve">Only after the Audit Associate approved can you check it. Recorded with your name.</w:t>
             </w:r>
           </w:p>
         </w:tc>
@@ -3624,7 +3630,7 @@
                 <w:sz w:val="16"/>
                 <w:szCs w:val="16"/>
               </w:rPr>
-              <w:t xml:space="preserve">AC-08</w:t>
+              <w:t xml:space="preserve">AC-07</w:t>
             </w:r>
           </w:p>
         </w:tc>
@@ -3657,7 +3663,23 @@
                 <w:sz w:val="20"/>
                 <w:szCs w:val="20"/>
               </w:rPr>
-              <w:t xml:space="preserve">Change your own password</w:t>
+              <w:t xml:space="preserve">Record a franchise payment</w:t>
+            </w:r>
+          </w:p>
+          <w:p>
+            <w:pPr>
+              <w:spacing w:after="40" w:before="0" w:line="264"/>
+            </w:pPr>
+            <w:r>
+              <w:rPr>
+                <w:rFonts w:ascii="Arial" w:cs="Arial" w:eastAsia="Arial" w:hAnsi="Arial"/>
+                <w:i/>
+                <w:iCs/>
+                <w:color w:val="5B6477"/>
+                <w:sz w:val="15"/>
+                <w:szCs w:val="15"/>
+              </w:rPr>
+              <w:t xml:space="preserve">Flow F21 · Franchise AR: penalty, extension, payment</w:t>
             </w:r>
           </w:p>
           <w:p>
@@ -3679,51 +3701,7 @@
                 <w:sz w:val="19"/>
                 <w:szCs w:val="19"/>
               </w:rPr>
-              <w:t xml:space="preserve">Press the key icon at the top right (Change my password).</w:t>
-            </w:r>
-          </w:p>
-          <w:p>
-            <w:pPr>
-              <w:spacing w:after="20" w:before="0" w:line="264"/>
-            </w:pPr>
-            <w:r>
-              <w:rPr>
-                <w:rFonts w:ascii="Arial" w:cs="Arial" w:eastAsia="Arial" w:hAnsi="Arial"/>
-                <w:color w:val="5B6477"/>
-                <w:sz w:val="19"/>
-                <w:szCs w:val="19"/>
-              </w:rPr>
-              <w:t xml:space="preserve">2.  </w:t>
-            </w:r>
-            <w:r>
-              <w:rPr>
-                <w:rFonts w:ascii="Arial" w:cs="Arial" w:eastAsia="Arial" w:hAnsi="Arial"/>
-                <w:sz w:val="19"/>
-                <w:szCs w:val="19"/>
-              </w:rPr>
-              <w:t xml:space="preserve">Type the current password and a new one of 10 or more characters, twice → Change password.</w:t>
-            </w:r>
-          </w:p>
-          <w:p>
-            <w:pPr>
-              <w:spacing w:after="20" w:before="0" w:line="264"/>
-            </w:pPr>
-            <w:r>
-              <w:rPr>
-                <w:rFonts w:ascii="Arial" w:cs="Arial" w:eastAsia="Arial" w:hAnsi="Arial"/>
-                <w:color w:val="5B6477"/>
-                <w:sz w:val="19"/>
-                <w:szCs w:val="19"/>
-              </w:rPr>
-              <w:t xml:space="preserve">3.  </w:t>
-            </w:r>
-            <w:r>
-              <w:rPr>
-                <w:rFonts w:ascii="Arial" w:cs="Arial" w:eastAsia="Arial" w:hAnsi="Arial"/>
-                <w:sz w:val="19"/>
-                <w:szCs w:val="19"/>
-              </w:rPr>
-              <w:t xml:space="preserve">Sign out and sign in again with the new password. Then change it back to ChangeMe!2026 for the next tester.</w:t>
+              <w:t xml:space="preserve">Open Franchise AR → Record payment.</w:t>
             </w:r>
           </w:p>
           <w:p>
@@ -3747,7 +3725,7 @@
                 <w:sz w:val="19"/>
                 <w:szCs w:val="19"/>
               </w:rPr>
-              <w:t xml:space="preserve">The new password works. Nobody else can see it. HR receives a notice that you changed it (not the password).</w:t>
+              <w:t xml:space="preserve">Settles penalty, interest, then goods.</w:t>
             </w:r>
           </w:p>
         </w:tc>
@@ -3913,7 +3891,7 @@
                 <w:sz w:val="16"/>
                 <w:szCs w:val="16"/>
               </w:rPr>
-              <w:t xml:space="preserve">AC-09</w:t>
+              <w:t xml:space="preserve">AC-08</w:t>
             </w:r>
           </w:p>
         </w:tc>
@@ -3946,23 +3924,7 @@
                 <w:sz w:val="20"/>
                 <w:szCs w:val="20"/>
               </w:rPr>
-              <w:t xml:space="preserve">Accept a pull-out endorsed as an expense</w:t>
-            </w:r>
-          </w:p>
-          <w:p>
-            <w:pPr>
-              <w:spacing w:after="40" w:before="0" w:line="264"/>
-            </w:pPr>
-            <w:r>
-              <w:rPr>
-                <w:rFonts w:ascii="Arial" w:cs="Arial" w:eastAsia="Arial" w:hAnsi="Arial"/>
-                <w:i/>
-                <w:iCs/>
-                <w:color w:val="5B6477"/>
-                <w:sz w:val="15"/>
-                <w:szCs w:val="15"/>
-              </w:rPr>
-              <w:t xml:space="preserve">Flow F29 · Stock given to Prothin Marketing, GWS Marketing or BO</w:t>
+              <w:t xml:space="preserve">Change your own password</w:t>
             </w:r>
           </w:p>
           <w:p>
@@ -3984,7 +3946,51 @@
                 <w:sz w:val="19"/>
                 <w:szCs w:val="19"/>
               </w:rPr>
-              <w:t xml:space="preserve">My Approvals → Pull-out endorsed to Accounting as an expense → Approve (or Reject with a reason).</w:t>
+              <w:t xml:space="preserve">Press the key icon at the top right (Change my password).</w:t>
+            </w:r>
+          </w:p>
+          <w:p>
+            <w:pPr>
+              <w:spacing w:after="20" w:before="0" w:line="264"/>
+            </w:pPr>
+            <w:r>
+              <w:rPr>
+                <w:rFonts w:ascii="Arial" w:cs="Arial" w:eastAsia="Arial" w:hAnsi="Arial"/>
+                <w:color w:val="5B6477"/>
+                <w:sz w:val="19"/>
+                <w:szCs w:val="19"/>
+              </w:rPr>
+              <w:t xml:space="preserve">2.  </w:t>
+            </w:r>
+            <w:r>
+              <w:rPr>
+                <w:rFonts w:ascii="Arial" w:cs="Arial" w:eastAsia="Arial" w:hAnsi="Arial"/>
+                <w:sz w:val="19"/>
+                <w:szCs w:val="19"/>
+              </w:rPr>
+              <w:t xml:space="preserve">Type the current password and a new one of 10 or more characters, twice → Change password.</w:t>
+            </w:r>
+          </w:p>
+          <w:p>
+            <w:pPr>
+              <w:spacing w:after="20" w:before="0" w:line="264"/>
+            </w:pPr>
+            <w:r>
+              <w:rPr>
+                <w:rFonts w:ascii="Arial" w:cs="Arial" w:eastAsia="Arial" w:hAnsi="Arial"/>
+                <w:color w:val="5B6477"/>
+                <w:sz w:val="19"/>
+                <w:szCs w:val="19"/>
+              </w:rPr>
+              <w:t xml:space="preserve">3.  </w:t>
+            </w:r>
+            <w:r>
+              <w:rPr>
+                <w:rFonts w:ascii="Arial" w:cs="Arial" w:eastAsia="Arial" w:hAnsi="Arial"/>
+                <w:sz w:val="19"/>
+                <w:szCs w:val="19"/>
+              </w:rPr>
+              <w:t xml:space="preserve">Sign out and sign in again with the new password. Then change it back to ChangeMe!2026 for the next tester.</w:t>
             </w:r>
           </w:p>
           <w:p>
@@ -4008,7 +4014,7 @@
                 <w:sz w:val="19"/>
                 <w:szCs w:val="19"/>
               </w:rPr>
-              <w:t xml:space="preserve">Booked at cost (BO as spoilage). A refusal reaches the Head Auditor and the sender.</w:t>
+              <w:t xml:space="preserve">The new password works. Nobody else can see it. HR receives a notice that you changed it (not the password).</w:t>
             </w:r>
           </w:p>
         </w:tc>
@@ -4174,7 +4180,7 @@
                 <w:sz w:val="16"/>
                 <w:szCs w:val="16"/>
               </w:rPr>
-              <w:t xml:space="preserve">AC-PF</w:t>
+              <w:t xml:space="preserve">AC-09</w:t>
             </w:r>
           </w:p>
         </w:tc>
@@ -4207,7 +4213,7 @@
                 <w:sz w:val="20"/>
                 <w:szCs w:val="20"/>
               </w:rPr>
-              <w:t xml:space="preserve">Check the proofs of a day from the report</w:t>
+              <w:t xml:space="preserve">Accept a pull-out endorsed as an expense</w:t>
             </w:r>
           </w:p>
           <w:p>
@@ -4223,7 +4229,7 @@
                 <w:sz w:val="15"/>
                 <w:szCs w:val="15"/>
               </w:rPr>
-              <w:t xml:space="preserve">Flow F37 · Proof of payment: uploaded once, printed with the report</w:t>
+              <w:t xml:space="preserve">Flow F29 · Stock given to Prothin Marketing, GWS Marketing or BO</w:t>
             </w:r>
           </w:p>
           <w:p>
@@ -4245,51 +4251,7 @@
                 <w:sz w:val="19"/>
                 <w:szCs w:val="19"/>
               </w:rPr>
-              <w:t xml:space="preserve">Reports → Daily Sales Report → PDF (or Excel) of a branch and day.</w:t>
-            </w:r>
-          </w:p>
-          <w:p>
-            <w:pPr>
-              <w:spacing w:after="20" w:before="0" w:line="264"/>
-            </w:pPr>
-            <w:r>
-              <w:rPr>
-                <w:rFonts w:ascii="Arial" w:cs="Arial" w:eastAsia="Arial" w:hAnsi="Arial"/>
-                <w:color w:val="5B6477"/>
-                <w:sz w:val="19"/>
-                <w:szCs w:val="19"/>
-              </w:rPr>
-              <w:t xml:space="preserve">2.  </w:t>
-            </w:r>
-            <w:r>
-              <w:rPr>
-                <w:rFonts w:ascii="Arial" w:cs="Arial" w:eastAsia="Arial" w:hAnsi="Arial"/>
-                <w:sz w:val="19"/>
-                <w:szCs w:val="19"/>
-              </w:rPr>
-              <w:t xml:space="preserve">At the end read the legend, the checklist and the pictures; find a sale's reference (for example ON-1) in its Proof column.</w:t>
-            </w:r>
-          </w:p>
-          <w:p>
-            <w:pPr>
-              <w:spacing w:after="20" w:before="0" w:line="264"/>
-            </w:pPr>
-            <w:r>
-              <w:rPr>
-                <w:rFonts w:ascii="Arial" w:cs="Arial" w:eastAsia="Arial" w:hAnsi="Arial"/>
-                <w:color w:val="5B6477"/>
-                <w:sz w:val="19"/>
-                <w:szCs w:val="19"/>
-              </w:rPr>
-              <w:t xml:space="preserve">3.  </w:t>
-            </w:r>
-            <w:r>
-              <w:rPr>
-                <w:rFonts w:ascii="Arial" w:cs="Arial" w:eastAsia="Arial" w:hAnsi="Arial"/>
-                <w:sz w:val="19"/>
-                <w:szCs w:val="19"/>
-              </w:rPr>
-              <w:t xml:space="preserve">Reports → Payment Proofs → choose the branch and dates → Only missing proofs → Print with the pictures (PDF).</w:t>
+              <w:t xml:space="preserve">My Approvals → Pull-out endorsed to Accounting as an expense → Approve (or Reject with a reason).</w:t>
             </w:r>
           </w:p>
           <w:p>
@@ -4313,7 +4275,7 @@
                 <w:sz w:val="19"/>
                 <w:szCs w:val="19"/>
               </w:rPr>
-              <w:t xml:space="preserve">Every online, card, cheque, collection, replacement payment and deposit slip shows its picture beside the right reference; anything without a proof is red and marked MISSING.</w:t>
+              <w:t xml:space="preserve">Booked at cost (BO as spoilage). A refusal reaches the Head Auditor and the sender.</w:t>
             </w:r>
           </w:p>
         </w:tc>
@@ -4479,7 +4441,7 @@
                 <w:sz w:val="16"/>
                 <w:szCs w:val="16"/>
               </w:rPr>
-              <w:t xml:space="preserve">AA-CARD</w:t>
+              <w:t xml:space="preserve">AC-PF</w:t>
             </w:r>
           </w:p>
         </w:tc>
@@ -4512,7 +4474,7 @@
                 <w:sz w:val="20"/>
                 <w:szCs w:val="20"/>
               </w:rPr>
-              <w:t xml:space="preserve">Correct a card amount</w:t>
+              <w:t xml:space="preserve">Check the proofs of a day from the report</w:t>
             </w:r>
           </w:p>
           <w:p>
@@ -4528,7 +4490,7 @@
                 <w:sz w:val="15"/>
                 <w:szCs w:val="15"/>
               </w:rPr>
-              <w:t xml:space="preserve">Flow F46 · Editable online income, card amount and card remittance</w:t>
+              <w:t xml:space="preserve">Flow F37 · Proof of payment: uploaded once, printed with the report</w:t>
             </w:r>
           </w:p>
           <w:p>
@@ -4550,7 +4512,51 @@
                 <w:sz w:val="19"/>
                 <w:szCs w:val="19"/>
               </w:rPr>
-              <w:t xml:space="preserve">Open a credit card sale → Credit card amount → type the real amount and the reason → Correct the card amount.</w:t>
+              <w:t xml:space="preserve">Reports → Daily Sales Report → PDF (or Excel) of a branch and day.</w:t>
+            </w:r>
+          </w:p>
+          <w:p>
+            <w:pPr>
+              <w:spacing w:after="20" w:before="0" w:line="264"/>
+            </w:pPr>
+            <w:r>
+              <w:rPr>
+                <w:rFonts w:ascii="Arial" w:cs="Arial" w:eastAsia="Arial" w:hAnsi="Arial"/>
+                <w:color w:val="5B6477"/>
+                <w:sz w:val="19"/>
+                <w:szCs w:val="19"/>
+              </w:rPr>
+              <w:t xml:space="preserve">2.  </w:t>
+            </w:r>
+            <w:r>
+              <w:rPr>
+                <w:rFonts w:ascii="Arial" w:cs="Arial" w:eastAsia="Arial" w:hAnsi="Arial"/>
+                <w:sz w:val="19"/>
+                <w:szCs w:val="19"/>
+              </w:rPr>
+              <w:t xml:space="preserve">At the end read the legend, the checklist and the pictures; find a sale's reference (for example ON-1) in its Proof column.</w:t>
+            </w:r>
+          </w:p>
+          <w:p>
+            <w:pPr>
+              <w:spacing w:after="20" w:before="0" w:line="264"/>
+            </w:pPr>
+            <w:r>
+              <w:rPr>
+                <w:rFonts w:ascii="Arial" w:cs="Arial" w:eastAsia="Arial" w:hAnsi="Arial"/>
+                <w:color w:val="5B6477"/>
+                <w:sz w:val="19"/>
+                <w:szCs w:val="19"/>
+              </w:rPr>
+              <w:t xml:space="preserve">3.  </w:t>
+            </w:r>
+            <w:r>
+              <w:rPr>
+                <w:rFonts w:ascii="Arial" w:cs="Arial" w:eastAsia="Arial" w:hAnsi="Arial"/>
+                <w:sz w:val="19"/>
+                <w:szCs w:val="19"/>
+              </w:rPr>
+              <w:t xml:space="preserve">Reports → Payment Proofs → choose the branch and dates → Only missing proofs → Print with the pictures (PDF).</w:t>
             </w:r>
           </w:p>
           <w:p>
@@ -4574,7 +4580,7 @@
                 <w:sz w:val="19"/>
                 <w:szCs w:val="19"/>
               </w:rPr>
-              <w:t xml:space="preserve">The sale entry is reversed and posted again; the branch is told. A sale already cleared by the bank cannot be corrected (use the remittance).</w:t>
+              <w:t xml:space="preserve">Every online, card, cheque, collection, replacement payment and deposit slip shows its picture beside the right reference; anything without a proof is red and marked MISSING.</w:t>
             </w:r>
           </w:p>
         </w:tc>
@@ -4740,7 +4746,7 @@
                 <w:sz w:val="16"/>
                 <w:szCs w:val="16"/>
               </w:rPr>
-              <w:t xml:space="preserve">AA-REM</w:t>
+              <w:t xml:space="preserve">AA-CARD</w:t>
             </w:r>
           </w:p>
         </w:tc>
@@ -4773,7 +4779,7 @@
                 <w:sz w:val="20"/>
                 <w:szCs w:val="20"/>
               </w:rPr>
-              <w:t xml:space="preserve">Enter a card remittance</w:t>
+              <w:t xml:space="preserve">Correct a card amount</w:t>
             </w:r>
           </w:p>
           <w:p>
@@ -4811,6 +4817,267 @@
                 <w:sz w:val="19"/>
                 <w:szCs w:val="19"/>
               </w:rPr>
+              <w:t xml:space="preserve">Open a credit card sale → Credit card amount → type the real amount and the reason → Correct the card amount.</w:t>
+            </w:r>
+          </w:p>
+          <w:p>
+            <w:pPr>
+              <w:spacing w:after="0" w:before="60" w:line="264"/>
+            </w:pPr>
+            <w:r>
+              <w:rPr>
+                <w:rFonts w:ascii="Arial" w:cs="Arial" w:eastAsia="Arial" w:hAnsi="Arial"/>
+                <w:b/>
+                <w:bCs/>
+                <w:color w:val="0B1F3A"/>
+                <w:sz w:val="19"/>
+                <w:szCs w:val="19"/>
+              </w:rPr>
+              <w:t xml:space="preserve">You should see: </w:t>
+            </w:r>
+            <w:r>
+              <w:rPr>
+                <w:rFonts w:ascii="Arial" w:cs="Arial" w:eastAsia="Arial" w:hAnsi="Arial"/>
+                <w:sz w:val="19"/>
+                <w:szCs w:val="19"/>
+              </w:rPr>
+              <w:t xml:space="preserve">The sale entry is reversed and posted again; the branch is told. A sale already cleared by the bank cannot be corrected (use the remittance).</w:t>
+            </w:r>
+          </w:p>
+        </w:tc>
+        <w:tc>
+          <w:tcPr>
+            <w:tcW w:type="dxa" w:w="620"/>
+            <w:tcBorders>
+              <w:top w:val="single" w:color="C9D0DC" w:sz="4"/>
+              <w:left w:val="single" w:color="C9D0DC" w:sz="4"/>
+              <w:bottom w:val="single" w:color="C9D0DC" w:sz="4"/>
+              <w:right w:val="single" w:color="C9D0DC" w:sz="4"/>
+            </w:tcBorders>
+            <w:tcMar>
+              <w:top w:type="dxa" w:w="70"/>
+              <w:left w:type="dxa" w:w="100"/>
+              <w:bottom w:type="dxa" w:w="70"/>
+              <w:right w:type="dxa" w:w="100"/>
+            </w:tcMar>
+            <w:vAlign w:val="center"/>
+          </w:tcPr>
+          <w:p>
+            <w:pPr>
+              <w:spacing w:after="0" w:before="0" w:line="264"/>
+              <w:jc w:val="center"/>
+            </w:pPr>
+            <w:r>
+              <w:rPr>
+                <w:rFonts w:ascii="Arial" w:cs="Arial" w:eastAsia="Arial" w:hAnsi="Arial"/>
+                <w:sz w:val="30"/>
+                <w:szCs w:val="30"/>
+              </w:rPr>
+              <w:t xml:space="preserve">☐</w:t>
+            </w:r>
+          </w:p>
+        </w:tc>
+        <w:tc>
+          <w:tcPr>
+            <w:tcW w:type="dxa" w:w="620"/>
+            <w:tcBorders>
+              <w:top w:val="single" w:color="C9D0DC" w:sz="4"/>
+              <w:left w:val="single" w:color="C9D0DC" w:sz="4"/>
+              <w:bottom w:val="single" w:color="C9D0DC" w:sz="4"/>
+              <w:right w:val="single" w:color="C9D0DC" w:sz="4"/>
+            </w:tcBorders>
+            <w:tcMar>
+              <w:top w:type="dxa" w:w="70"/>
+              <w:left w:type="dxa" w:w="100"/>
+              <w:bottom w:type="dxa" w:w="70"/>
+              <w:right w:type="dxa" w:w="100"/>
+            </w:tcMar>
+            <w:vAlign w:val="center"/>
+          </w:tcPr>
+          <w:p>
+            <w:pPr>
+              <w:spacing w:after="0" w:before="0" w:line="264"/>
+              <w:jc w:val="center"/>
+            </w:pPr>
+            <w:r>
+              <w:rPr>
+                <w:rFonts w:ascii="Arial" w:cs="Arial" w:eastAsia="Arial" w:hAnsi="Arial"/>
+                <w:sz w:val="30"/>
+                <w:szCs w:val="30"/>
+              </w:rPr>
+              <w:t xml:space="preserve">☐</w:t>
+            </w:r>
+          </w:p>
+        </w:tc>
+        <w:tc>
+          <w:tcPr>
+            <w:tcW w:type="dxa" w:w="620"/>
+            <w:tcBorders>
+              <w:top w:val="single" w:color="C9D0DC" w:sz="4"/>
+              <w:left w:val="single" w:color="C9D0DC" w:sz="4"/>
+              <w:bottom w:val="single" w:color="C9D0DC" w:sz="4"/>
+              <w:right w:val="single" w:color="C9D0DC" w:sz="4"/>
+            </w:tcBorders>
+            <w:tcMar>
+              <w:top w:type="dxa" w:w="70"/>
+              <w:left w:type="dxa" w:w="100"/>
+              <w:bottom w:type="dxa" w:w="70"/>
+              <w:right w:type="dxa" w:w="100"/>
+            </w:tcMar>
+            <w:vAlign w:val="center"/>
+          </w:tcPr>
+          <w:p>
+            <w:pPr>
+              <w:spacing w:after="0" w:before="0" w:line="264"/>
+              <w:jc w:val="center"/>
+            </w:pPr>
+            <w:r>
+              <w:rPr>
+                <w:rFonts w:ascii="Arial" w:cs="Arial" w:eastAsia="Arial" w:hAnsi="Arial"/>
+                <w:sz w:val="30"/>
+                <w:szCs w:val="30"/>
+              </w:rPr>
+              <w:t xml:space="preserve">☐</w:t>
+            </w:r>
+          </w:p>
+        </w:tc>
+        <w:tc>
+          <w:tcPr>
+            <w:tcW w:type="dxa" w:w="2040"/>
+            <w:tcBorders>
+              <w:top w:val="single" w:color="C9D0DC" w:sz="4"/>
+              <w:left w:val="single" w:color="C9D0DC" w:sz="4"/>
+              <w:bottom w:val="single" w:color="C9D0DC" w:sz="4"/>
+              <w:right w:val="single" w:color="C9D0DC" w:sz="4"/>
+            </w:tcBorders>
+            <w:tcMar>
+              <w:top w:type="dxa" w:w="70"/>
+              <w:left w:type="dxa" w:w="100"/>
+              <w:bottom w:type="dxa" w:w="70"/>
+              <w:right w:type="dxa" w:w="100"/>
+            </w:tcMar>
+            <w:vAlign w:val="top"/>
+          </w:tcPr>
+          <w:p>
+            <w:pPr>
+              <w:spacing w:after="0" w:before="0" w:line="264"/>
+            </w:pPr>
+            <w:r>
+              <w:rPr>
+                <w:rFonts w:ascii="Arial" w:cs="Arial" w:eastAsia="Arial" w:hAnsi="Arial"/>
+                <w:sz w:val="19"/>
+                <w:szCs w:val="19"/>
+              </w:rPr>
+              <w:t xml:space="preserve"> </w:t>
+            </w:r>
+          </w:p>
+        </w:tc>
+      </w:tr>
+      <w:tr>
+        <w:trPr>
+          <w:cantSplit/>
+        </w:trPr>
+        <w:tc>
+          <w:tcPr>
+            <w:tcW w:type="dxa" w:w="860"/>
+            <w:tcBorders>
+              <w:top w:val="single" w:color="C9D0DC" w:sz="4"/>
+              <w:left w:val="single" w:color="C9D0DC" w:sz="4"/>
+              <w:bottom w:val="single" w:color="C9D0DC" w:sz="4"/>
+              <w:right w:val="single" w:color="C9D0DC" w:sz="4"/>
+            </w:tcBorders>
+            <w:tcMar>
+              <w:top w:type="dxa" w:w="70"/>
+              <w:left w:type="dxa" w:w="100"/>
+              <w:bottom w:type="dxa" w:w="70"/>
+              <w:right w:type="dxa" w:w="100"/>
+            </w:tcMar>
+            <w:vAlign w:val="top"/>
+          </w:tcPr>
+          <w:p>
+            <w:pPr>
+              <w:spacing w:after="0" w:before="0" w:line="264"/>
+            </w:pPr>
+            <w:r>
+              <w:rPr>
+                <w:rFonts w:ascii="Arial" w:cs="Arial" w:eastAsia="Arial" w:hAnsi="Arial"/>
+                <w:b/>
+                <w:bCs/>
+                <w:color w:val="5B6477"/>
+                <w:sz w:val="16"/>
+                <w:szCs w:val="16"/>
+              </w:rPr>
+              <w:t xml:space="preserve">AA-REM</w:t>
+            </w:r>
+          </w:p>
+        </w:tc>
+        <w:tc>
+          <w:tcPr>
+            <w:tcW w:type="dxa" w:w="5480"/>
+            <w:tcBorders>
+              <w:top w:val="single" w:color="C9D0DC" w:sz="4"/>
+              <w:left w:val="single" w:color="C9D0DC" w:sz="4"/>
+              <w:bottom w:val="single" w:color="C9D0DC" w:sz="4"/>
+              <w:right w:val="single" w:color="C9D0DC" w:sz="4"/>
+            </w:tcBorders>
+            <w:tcMar>
+              <w:top w:type="dxa" w:w="70"/>
+              <w:left w:type="dxa" w:w="100"/>
+              <w:bottom w:type="dxa" w:w="70"/>
+              <w:right w:type="dxa" w:w="100"/>
+            </w:tcMar>
+            <w:vAlign w:val="top"/>
+          </w:tcPr>
+          <w:p>
+            <w:pPr>
+              <w:spacing w:after="40" w:before="0" w:line="264"/>
+            </w:pPr>
+            <w:r>
+              <w:rPr>
+                <w:rFonts w:ascii="Arial" w:cs="Arial" w:eastAsia="Arial" w:hAnsi="Arial"/>
+                <w:b/>
+                <w:bCs/>
+                <w:sz w:val="20"/>
+                <w:szCs w:val="20"/>
+              </w:rPr>
+              <w:t xml:space="preserve">Enter a card remittance</w:t>
+            </w:r>
+          </w:p>
+          <w:p>
+            <w:pPr>
+              <w:spacing w:after="40" w:before="0" w:line="264"/>
+            </w:pPr>
+            <w:r>
+              <w:rPr>
+                <w:rFonts w:ascii="Arial" w:cs="Arial" w:eastAsia="Arial" w:hAnsi="Arial"/>
+                <w:i/>
+                <w:iCs/>
+                <w:color w:val="5B6477"/>
+                <w:sz w:val="15"/>
+                <w:szCs w:val="15"/>
+              </w:rPr>
+              <w:t xml:space="preserve">Flow F46 · Editable online income, card amount and card remittance</w:t>
+            </w:r>
+          </w:p>
+          <w:p>
+            <w:pPr>
+              <w:spacing w:after="20" w:before="0" w:line="264"/>
+            </w:pPr>
+            <w:r>
+              <w:rPr>
+                <w:rFonts w:ascii="Arial" w:cs="Arial" w:eastAsia="Arial" w:hAnsi="Arial"/>
+                <w:color w:val="5B6477"/>
+                <w:sz w:val="19"/>
+                <w:szCs w:val="19"/>
+              </w:rPr>
+              <w:t xml:space="preserve">1.  </w:t>
+            </w:r>
+            <w:r>
+              <w:rPr>
+                <w:rFonts w:ascii="Arial" w:cs="Arial" w:eastAsia="Arial" w:hAnsi="Arial"/>
+                <w:sz w:val="19"/>
+                <w:szCs w:val="19"/>
+              </w:rPr>
               <w:t xml:space="preserve">Card Remittances → tick the card sales → choose the bank account and date.</w:t>
             </w:r>
           </w:p>
@@ -4880,6 +5147,289 @@
                 <w:szCs w:val="19"/>
               </w:rPr>
               <w:t xml:space="preserve">Fee = gross − net, shared per sale. The ticked sales leave the waiting list. A draft can be deleted and its sales come back.</w:t>
+            </w:r>
+          </w:p>
+        </w:tc>
+        <w:tc>
+          <w:tcPr>
+            <w:tcW w:type="dxa" w:w="620"/>
+            <w:tcBorders>
+              <w:top w:val="single" w:color="C9D0DC" w:sz="4"/>
+              <w:left w:val="single" w:color="C9D0DC" w:sz="4"/>
+              <w:bottom w:val="single" w:color="C9D0DC" w:sz="4"/>
+              <w:right w:val="single" w:color="C9D0DC" w:sz="4"/>
+            </w:tcBorders>
+            <w:tcMar>
+              <w:top w:type="dxa" w:w="70"/>
+              <w:left w:type="dxa" w:w="100"/>
+              <w:bottom w:type="dxa" w:w="70"/>
+              <w:right w:type="dxa" w:w="100"/>
+            </w:tcMar>
+            <w:vAlign w:val="center"/>
+          </w:tcPr>
+          <w:p>
+            <w:pPr>
+              <w:spacing w:after="0" w:before="0" w:line="264"/>
+              <w:jc w:val="center"/>
+            </w:pPr>
+            <w:r>
+              <w:rPr>
+                <w:rFonts w:ascii="Arial" w:cs="Arial" w:eastAsia="Arial" w:hAnsi="Arial"/>
+                <w:sz w:val="30"/>
+                <w:szCs w:val="30"/>
+              </w:rPr>
+              <w:t xml:space="preserve">☐</w:t>
+            </w:r>
+          </w:p>
+        </w:tc>
+        <w:tc>
+          <w:tcPr>
+            <w:tcW w:type="dxa" w:w="620"/>
+            <w:tcBorders>
+              <w:top w:val="single" w:color="C9D0DC" w:sz="4"/>
+              <w:left w:val="single" w:color="C9D0DC" w:sz="4"/>
+              <w:bottom w:val="single" w:color="C9D0DC" w:sz="4"/>
+              <w:right w:val="single" w:color="C9D0DC" w:sz="4"/>
+            </w:tcBorders>
+            <w:tcMar>
+              <w:top w:type="dxa" w:w="70"/>
+              <w:left w:type="dxa" w:w="100"/>
+              <w:bottom w:type="dxa" w:w="70"/>
+              <w:right w:type="dxa" w:w="100"/>
+            </w:tcMar>
+            <w:vAlign w:val="center"/>
+          </w:tcPr>
+          <w:p>
+            <w:pPr>
+              <w:spacing w:after="0" w:before="0" w:line="264"/>
+              <w:jc w:val="center"/>
+            </w:pPr>
+            <w:r>
+              <w:rPr>
+                <w:rFonts w:ascii="Arial" w:cs="Arial" w:eastAsia="Arial" w:hAnsi="Arial"/>
+                <w:sz w:val="30"/>
+                <w:szCs w:val="30"/>
+              </w:rPr>
+              <w:t xml:space="preserve">☐</w:t>
+            </w:r>
+          </w:p>
+        </w:tc>
+        <w:tc>
+          <w:tcPr>
+            <w:tcW w:type="dxa" w:w="620"/>
+            <w:tcBorders>
+              <w:top w:val="single" w:color="C9D0DC" w:sz="4"/>
+              <w:left w:val="single" w:color="C9D0DC" w:sz="4"/>
+              <w:bottom w:val="single" w:color="C9D0DC" w:sz="4"/>
+              <w:right w:val="single" w:color="C9D0DC" w:sz="4"/>
+            </w:tcBorders>
+            <w:tcMar>
+              <w:top w:type="dxa" w:w="70"/>
+              <w:left w:type="dxa" w:w="100"/>
+              <w:bottom w:type="dxa" w:w="70"/>
+              <w:right w:type="dxa" w:w="100"/>
+            </w:tcMar>
+            <w:vAlign w:val="center"/>
+          </w:tcPr>
+          <w:p>
+            <w:pPr>
+              <w:spacing w:after="0" w:before="0" w:line="264"/>
+              <w:jc w:val="center"/>
+            </w:pPr>
+            <w:r>
+              <w:rPr>
+                <w:rFonts w:ascii="Arial" w:cs="Arial" w:eastAsia="Arial" w:hAnsi="Arial"/>
+                <w:sz w:val="30"/>
+                <w:szCs w:val="30"/>
+              </w:rPr>
+              <w:t xml:space="preserve">☐</w:t>
+            </w:r>
+          </w:p>
+        </w:tc>
+        <w:tc>
+          <w:tcPr>
+            <w:tcW w:type="dxa" w:w="2040"/>
+            <w:tcBorders>
+              <w:top w:val="single" w:color="C9D0DC" w:sz="4"/>
+              <w:left w:val="single" w:color="C9D0DC" w:sz="4"/>
+              <w:bottom w:val="single" w:color="C9D0DC" w:sz="4"/>
+              <w:right w:val="single" w:color="C9D0DC" w:sz="4"/>
+            </w:tcBorders>
+            <w:tcMar>
+              <w:top w:type="dxa" w:w="70"/>
+              <w:left w:type="dxa" w:w="100"/>
+              <w:bottom w:type="dxa" w:w="70"/>
+              <w:right w:type="dxa" w:w="100"/>
+            </w:tcMar>
+            <w:vAlign w:val="top"/>
+          </w:tcPr>
+          <w:p>
+            <w:pPr>
+              <w:spacing w:after="0" w:before="0" w:line="264"/>
+            </w:pPr>
+            <w:r>
+              <w:rPr>
+                <w:rFonts w:ascii="Arial" w:cs="Arial" w:eastAsia="Arial" w:hAnsi="Arial"/>
+                <w:sz w:val="19"/>
+                <w:szCs w:val="19"/>
+              </w:rPr>
+              <w:t xml:space="preserve"> </w:t>
+            </w:r>
+          </w:p>
+        </w:tc>
+      </w:tr>
+      <w:tr>
+        <w:trPr>
+          <w:cantSplit/>
+        </w:trPr>
+        <w:tc>
+          <w:tcPr>
+            <w:tcW w:type="dxa" w:w="860"/>
+            <w:tcBorders>
+              <w:top w:val="single" w:color="C9D0DC" w:sz="4"/>
+              <w:left w:val="single" w:color="C9D0DC" w:sz="4"/>
+              <w:bottom w:val="single" w:color="C9D0DC" w:sz="4"/>
+              <w:right w:val="single" w:color="C9D0DC" w:sz="4"/>
+            </w:tcBorders>
+            <w:tcMar>
+              <w:top w:type="dxa" w:w="70"/>
+              <w:left w:type="dxa" w:w="100"/>
+              <w:bottom w:type="dxa" w:w="70"/>
+              <w:right w:type="dxa" w:w="100"/>
+            </w:tcMar>
+            <w:vAlign w:val="top"/>
+          </w:tcPr>
+          <w:p>
+            <w:pPr>
+              <w:spacing w:after="0" w:before="0" w:line="264"/>
+            </w:pPr>
+            <w:r>
+              <w:rPr>
+                <w:rFonts w:ascii="Arial" w:cs="Arial" w:eastAsia="Arial" w:hAnsi="Arial"/>
+                <w:b/>
+                <w:bCs/>
+                <w:color w:val="5B6477"/>
+                <w:sz w:val="16"/>
+                <w:szCs w:val="16"/>
+              </w:rPr>
+              <w:t xml:space="preserve">AA-FSH</w:t>
+            </w:r>
+          </w:p>
+        </w:tc>
+        <w:tc>
+          <w:tcPr>
+            <w:tcW w:type="dxa" w:w="5480"/>
+            <w:tcBorders>
+              <w:top w:val="single" w:color="C9D0DC" w:sz="4"/>
+              <w:left w:val="single" w:color="C9D0DC" w:sz="4"/>
+              <w:bottom w:val="single" w:color="C9D0DC" w:sz="4"/>
+              <w:right w:val="single" w:color="C9D0DC" w:sz="4"/>
+            </w:tcBorders>
+            <w:tcMar>
+              <w:top w:type="dxa" w:w="70"/>
+              <w:left w:type="dxa" w:w="100"/>
+              <w:bottom w:type="dxa" w:w="70"/>
+              <w:right w:type="dxa" w:w="100"/>
+            </w:tcMar>
+            <w:vAlign w:val="top"/>
+          </w:tcPr>
+          <w:p>
+            <w:pPr>
+              <w:spacing w:after="40" w:before="0" w:line="264"/>
+            </w:pPr>
+            <w:r>
+              <w:rPr>
+                <w:rFonts w:ascii="Arial" w:cs="Arial" w:eastAsia="Arial" w:hAnsi="Arial"/>
+                <w:b/>
+                <w:bCs/>
+                <w:sz w:val="20"/>
+                <w:szCs w:val="20"/>
+              </w:rPr>
+              <w:t xml:space="preserve">Franchise pays the shipping in cash into the Franchise fund</w:t>
+            </w:r>
+          </w:p>
+          <w:p>
+            <w:pPr>
+              <w:spacing w:after="40" w:before="0" w:line="264"/>
+            </w:pPr>
+            <w:r>
+              <w:rPr>
+                <w:rFonts w:ascii="Arial" w:cs="Arial" w:eastAsia="Arial" w:hAnsi="Arial"/>
+                <w:i/>
+                <w:iCs/>
+                <w:color w:val="5B6477"/>
+                <w:sz w:val="15"/>
+                <w:szCs w:val="15"/>
+              </w:rPr>
+              <w:t xml:space="preserve">Flow F47 · Warehouse cash funds tied to franchise DRs</w:t>
+            </w:r>
+          </w:p>
+          <w:p>
+            <w:pPr>
+              <w:spacing w:after="20" w:before="0" w:line="264"/>
+            </w:pPr>
+            <w:r>
+              <w:rPr>
+                <w:rFonts w:ascii="Arial" w:cs="Arial" w:eastAsia="Arial" w:hAnsi="Arial"/>
+                <w:color w:val="5B6477"/>
+                <w:sz w:val="19"/>
+                <w:szCs w:val="19"/>
+              </w:rPr>
+              <w:t xml:space="preserve">1.  </w:t>
+            </w:r>
+            <w:r>
+              <w:rPr>
+                <w:rFonts w:ascii="Arial" w:cs="Arial" w:eastAsia="Arial" w:hAnsi="Arial"/>
+                <w:sz w:val="19"/>
+                <w:szCs w:val="19"/>
+              </w:rPr>
+              <w:t xml:space="preserve">Franchise AR → open the shipping charge invoice → Record payment → Paid by Cash → Deposited to Cash fund: Warehouse – Franchise → Record payment.</w:t>
+            </w:r>
+          </w:p>
+          <w:p>
+            <w:pPr>
+              <w:spacing w:after="20" w:before="0" w:line="264"/>
+            </w:pPr>
+            <w:r>
+              <w:rPr>
+                <w:rFonts w:ascii="Arial" w:cs="Arial" w:eastAsia="Arial" w:hAnsi="Arial"/>
+                <w:color w:val="5B6477"/>
+                <w:sz w:val="19"/>
+                <w:szCs w:val="19"/>
+              </w:rPr>
+              <w:t xml:space="preserve">2.  </w:t>
+            </w:r>
+            <w:r>
+              <w:rPr>
+                <w:rFonts w:ascii="Arial" w:cs="Arial" w:eastAsia="Arial" w:hAnsi="Arial"/>
+                <w:sz w:val="19"/>
+                <w:szCs w:val="19"/>
+              </w:rPr>
+              <w:t xml:space="preserve">Open the DR → Shipping of this DR.</w:t>
+            </w:r>
+          </w:p>
+          <w:p>
+            <w:pPr>
+              <w:spacing w:after="0" w:before="60" w:line="264"/>
+            </w:pPr>
+            <w:r>
+              <w:rPr>
+                <w:rFonts w:ascii="Arial" w:cs="Arial" w:eastAsia="Arial" w:hAnsi="Arial"/>
+                <w:b/>
+                <w:bCs/>
+                <w:color w:val="0B1F3A"/>
+                <w:sz w:val="19"/>
+                <w:szCs w:val="19"/>
+              </w:rPr>
+              <w:t xml:space="preserve">You should see: </w:t>
+            </w:r>
+            <w:r>
+              <w:rPr>
+                <w:rFonts w:ascii="Arial" w:cs="Arial" w:eastAsia="Arial" w:hAnsi="Arial"/>
+                <w:sz w:val="19"/>
+                <w:szCs w:val="19"/>
+              </w:rPr>
+              <w:t xml:space="preserve">The Franchise fund goes up by the amount and its movement shows the DR. The DR page shows the charge, the payment and the fund. A bank or GCash payment cannot go into the fund.</w:t>
             </w:r>
           </w:p>
         </w:tc>
@@ -5083,7 +5633,7 @@
                 <w:sz w:val="17"/>
                 <w:szCs w:val="17"/>
               </w:rPr>
-              <w:t xml:space="preserve">Passed (of 16)</w:t>
+              <w:t xml:space="preserve">Passed (of 18)</w:t>
             </w:r>
           </w:p>
         </w:tc>
